--- a/PaperWork/Belcan_MATLAB_Simulink_Training_Syllabus.docx
+++ b/PaperWork/Belcan_MATLAB_Simulink_Training_Syllabus.docx
@@ -1,6 +1,6 @@
 
 <file path=word/document.xml><?xml version="1.0" encoding="utf-8"?>
-<w:document xmlns:wpc="http://schemas.microsoft.com/office/word/2010/wordprocessingCanvas" xmlns:cx="http://schemas.microsoft.com/office/drawing/2014/chartex" xmlns:cx1="http://schemas.microsoft.com/office/drawing/2015/9/8/chartex" xmlns:cx2="http://schemas.microsoft.com/office/drawing/2015/10/21/chartex" xmlns:cx3="http://schemas.microsoft.com/office/drawing/2016/5/9/chartex" xmlns:cx4="http://schemas.microsoft.com/office/drawing/2016/5/10/chartex" xmlns:cx5="http://schemas.microsoft.com/office/drawing/2016/5/11/chartex" xmlns:cx6="http://schemas.microsoft.com/office/drawing/2016/5/12/chartex" xmlns:cx7="http://schemas.microsoft.com/office/drawing/2016/5/13/chartex" xmlns:cx8="http://schemas.microsoft.com/office/drawing/2016/5/14/chartex" xmlns:mc="http://schemas.openxmlformats.org/markup-compatibility/2006" xmlns:aink="http://schemas.microsoft.com/office/drawing/2016/ink" xmlns:am3d="http://schemas.microsoft.com/office/drawing/2017/model3d" xmlns:o="urn:schemas-microsoft-com:office:office" xmlns:oel="http://schemas.microsoft.com/office/2019/extlst" xmlns:r="http://schemas.openxmlformats.org/officeDocument/2006/relationships" xmlns:m="http://schemas.openxmlformats.org/officeDocument/2006/math" xmlns:v="urn:schemas-microsoft-com:vml" xmlns:wp14="http://schemas.microsoft.com/office/word/2010/wordprocessingDrawing" xmlns:wp="http://schemas.openxmlformats.org/drawingml/2006/wordprocessingDrawing" xmlns:w10="urn:schemas-microsoft-com:office:word" xmlns:w="http://schemas.openxmlformats.org/wordprocessingml/2006/main" xmlns:w14="http://schemas.microsoft.com/office/word/2010/wordml" xmlns:w15="http://schemas.microsoft.com/office/word/2012/wordml" xmlns:w16cei="http://schemas.microsoft.com/office/word/2026/wordml/cei" xmlns:w16cex="http://schemas.microsoft.com/office/word/2018/wordml/cex" xmlns:w16cid="http://schemas.microsoft.com/office/word/2016/wordml/cid" xmlns:w16="http://schemas.microsoft.com/office/word/2018/wordml" xmlns:w16du="http://schemas.microsoft.com/office/word/2023/wordml/word16du" xmlns:w16sdtdh="http://schemas.microsoft.com/office/word/2020/wordml/sdtdatahash" xmlns:w16sdtfl="http://schemas.microsoft.com/office/word/2024/wordml/sdtformatlock" xmlns:w16se="http://schemas.microsoft.com/office/word/2015/wordml/symex" xmlns:wpg="http://schemas.microsoft.com/office/word/2010/wordprocessingGroup" xmlns:wpi="http://schemas.microsoft.com/office/word/2010/wordprocessingInk" xmlns:wne="http://schemas.microsoft.com/office/word/2006/wordml" xmlns:wps="http://schemas.microsoft.com/office/word/2010/wordprocessingShape" mc:Ignorable="w14 w15 w16se w16cid w16 w16cex w16sdtdh w16sdtfl w16du wp14">
+<w:document xmlns:wpc="http://schemas.microsoft.com/office/word/2010/wordprocessingCanvas" xmlns:cx="http://schemas.microsoft.com/office/drawing/2014/chartex" xmlns:cx1="http://schemas.microsoft.com/office/drawing/2015/9/8/chartex" xmlns:cx2="http://schemas.microsoft.com/office/drawing/2015/10/21/chartex" xmlns:cx3="http://schemas.microsoft.com/office/drawing/2016/5/9/chartex" xmlns:cx4="http://schemas.microsoft.com/office/drawing/2016/5/10/chartex" xmlns:cx5="http://schemas.microsoft.com/office/drawing/2016/5/11/chartex" xmlns:cx6="http://schemas.microsoft.com/office/drawing/2016/5/12/chartex" xmlns:cx7="http://schemas.microsoft.com/office/drawing/2016/5/13/chartex" xmlns:cx8="http://schemas.microsoft.com/office/drawing/2016/5/14/chartex" xmlns:mc="http://schemas.openxmlformats.org/markup-compatibility/2006" xmlns:aink="http://schemas.microsoft.com/office/drawing/2016/ink" xmlns:am3d="http://schemas.microsoft.com/office/drawing/2017/model3d" xmlns:o="urn:schemas-microsoft-com:office:office" xmlns:oel="http://schemas.microsoft.com/office/2019/extlst" xmlns:r="http://schemas.openxmlformats.org/officeDocument/2006/relationships" xmlns:m="http://schemas.openxmlformats.org/officeDocument/2006/math" xmlns:v="urn:schemas-microsoft-com:vml" xmlns:wp14="http://schemas.microsoft.com/office/word/2010/wordprocessingDrawing" xmlns:wp="http://schemas.openxmlformats.org/drawingml/2006/wordprocessingDrawing" xmlns:w10="urn:schemas-microsoft-com:office:word" xmlns:w="http://schemas.openxmlformats.org/wordprocessingml/2006/main" xmlns:w14="http://schemas.microsoft.com/office/word/2010/wordml" xmlns:w15="http://schemas.microsoft.com/office/word/2012/wordml" xmlns:w16cex="http://schemas.microsoft.com/office/word/2018/wordml/cex" xmlns:w16cid="http://schemas.microsoft.com/office/word/2016/wordml/cid" xmlns:w16="http://schemas.microsoft.com/office/word/2018/wordml" xmlns:w16du="http://schemas.microsoft.com/office/word/2023/wordml/word16du" xmlns:w16sdtdh="http://schemas.microsoft.com/office/word/2020/wordml/sdtdatahash" xmlns:w16sdtfl="http://schemas.microsoft.com/office/word/2024/wordml/sdtformatlock" xmlns:w16se="http://schemas.microsoft.com/office/word/2015/wordml/symex" xmlns:wpg="http://schemas.microsoft.com/office/word/2010/wordprocessingGroup" xmlns:wpi="http://schemas.microsoft.com/office/word/2010/wordprocessingInk" xmlns:wne="http://schemas.microsoft.com/office/word/2006/wordml" xmlns:wps="http://schemas.microsoft.com/office/word/2010/wordprocessingShape" mc:Ignorable="w14 w15 w16se w16cid w16 w16cex w16sdtdh w16sdtfl w16du wp14">
   <w:body>
     <w:p>
       <w:pPr>
@@ -12,15 +12,7 @@
           <w:color w:val="003366"/>
           <w:sz w:val="48"/>
         </w:rPr>
-        <w:t xml:space="preserve">BELCAN </w:t>
-      </w:r>
-      <w:r>
-        <w:rPr>
-          <w:b/>
-          <w:color w:val="003366"/>
-          <w:sz w:val="48"/>
-        </w:rPr>
-        <w:t>TRAINING</w:t>
+        <w:t>BELCAN TRAINING</w:t>
       </w:r>
     </w:p>
     <w:p>
@@ -136,40 +128,7 @@
     </w:p>
     <w:p>
       <w:r>
-        <w:t>P</w:t>
-      </w:r>
-      <w:r>
-        <w:t>articipants will develop</w:t>
-      </w:r>
-      <w:r>
-        <w:t xml:space="preserve"> </w:t>
-      </w:r>
-      <w:r>
-        <w:t>M</w:t>
-      </w:r>
-      <w:r>
-        <w:t>A</w:t>
-      </w:r>
-      <w:r>
-        <w:t>T</w:t>
-      </w:r>
-      <w:r>
-        <w:t>L</w:t>
-      </w:r>
-      <w:r>
-        <w:t>A</w:t>
-      </w:r>
-      <w:r>
-        <w:t>B</w:t>
-      </w:r>
-      <w:r>
-        <w:t xml:space="preserve"> scripts</w:t>
-      </w:r>
-      <w:r>
-        <w:t xml:space="preserve">, analyze and visualize data, create Simulink models, execute simulations, </w:t>
-      </w:r>
-      <w:r>
-        <w:t>troubleshoot engineering workflows</w:t>
+        <w:t>Participants will develop MATLAB scripts, analyze and visualize data, create Simulink models, execute simulations, troubleshoot engineering workflows</w:t>
       </w:r>
       <w:r>
         <w:t>, and be introduced to Rolls Royce Model Based Systems Engineering (MBSE) processes</w:t>
@@ -189,19 +148,20 @@
     <w:tbl>
       <w:tblPr>
         <w:tblStyle w:val="TableGrid"/>
-        <w:tblW w:w="8856" w:type="dxa"/>
+        <w:tblW w:w="9535" w:type="dxa"/>
+        <w:tblInd w:w="-545" w:type="dxa"/>
         <w:tblLook w:val="04A0" w:firstRow="1" w:lastRow="0" w:firstColumn="1" w:lastColumn="0" w:noHBand="0" w:noVBand="1"/>
       </w:tblPr>
       <w:tblGrid>
-        <w:gridCol w:w="1029"/>
-        <w:gridCol w:w="3429"/>
-        <w:gridCol w:w="2330"/>
-        <w:gridCol w:w="2068"/>
+        <w:gridCol w:w="1052"/>
+        <w:gridCol w:w="3416"/>
+        <w:gridCol w:w="2323"/>
+        <w:gridCol w:w="2744"/>
       </w:tblGrid>
       <w:tr>
         <w:tc>
           <w:tcPr>
-            <w:tcW w:w="1029" w:type="dxa"/>
+            <w:tcW w:w="1052" w:type="dxa"/>
           </w:tcPr>
           <w:p>
             <w:r>
@@ -211,7 +171,7 @@
         </w:tc>
         <w:tc>
           <w:tcPr>
-            <w:tcW w:w="3429" w:type="dxa"/>
+            <w:tcW w:w="3416" w:type="dxa"/>
           </w:tcPr>
           <w:p>
             <w:r>
@@ -221,7 +181,7 @@
         </w:tc>
         <w:tc>
           <w:tcPr>
-            <w:tcW w:w="2330" w:type="dxa"/>
+            <w:tcW w:w="2323" w:type="dxa"/>
           </w:tcPr>
           <w:p>
             <w:r>
@@ -231,7 +191,7 @@
         </w:tc>
         <w:tc>
           <w:tcPr>
-            <w:tcW w:w="2068" w:type="dxa"/>
+            <w:tcW w:w="2744" w:type="dxa"/>
           </w:tcPr>
           <w:p>
             <w:r>
@@ -243,7 +203,7 @@
       <w:tr>
         <w:tc>
           <w:tcPr>
-            <w:tcW w:w="1029" w:type="dxa"/>
+            <w:tcW w:w="1052" w:type="dxa"/>
           </w:tcPr>
           <w:p>
             <w:r>
@@ -253,7 +213,7 @@
         </w:tc>
         <w:tc>
           <w:tcPr>
-            <w:tcW w:w="3429" w:type="dxa"/>
+            <w:tcW w:w="3416" w:type="dxa"/>
           </w:tcPr>
           <w:p>
             <w:r>
@@ -263,7 +223,7 @@
         </w:tc>
         <w:tc>
           <w:tcPr>
-            <w:tcW w:w="2330" w:type="dxa"/>
+            <w:tcW w:w="2323" w:type="dxa"/>
           </w:tcPr>
           <w:p>
             <w:r>
@@ -273,7 +233,7 @@
         </w:tc>
         <w:tc>
           <w:tcPr>
-            <w:tcW w:w="2068" w:type="dxa"/>
+            <w:tcW w:w="2744" w:type="dxa"/>
           </w:tcPr>
           <w:p>
             <w:r>
@@ -285,7 +245,7 @@
       <w:tr>
         <w:tc>
           <w:tcPr>
-            <w:tcW w:w="1029" w:type="dxa"/>
+            <w:tcW w:w="1052" w:type="dxa"/>
           </w:tcPr>
           <w:p>
             <w:r>
@@ -295,17 +255,65 @@
         </w:tc>
         <w:tc>
           <w:tcPr>
-            <w:tcW w:w="3429" w:type="dxa"/>
+            <w:tcW w:w="3416" w:type="dxa"/>
           </w:tcPr>
           <w:p>
             <w:r>
               <w:t>MATLAB/Simulink Essentials</w:t>
             </w:r>
+            <w:r>
+              <w:br/>
+            </w:r>
+          </w:p>
+          <w:p>
+            <w:r>
+              <w:rPr>
+                <w:color w:val="FF0000"/>
+              </w:rPr>
+              <w:t>1</w:t>
+            </w:r>
+            <w:r>
+              <w:rPr>
+                <w:color w:val="FF0000"/>
+                <w:vertAlign w:val="superscript"/>
+              </w:rPr>
+              <w:t>st</w:t>
+            </w:r>
+            <w:r>
+              <w:rPr>
+                <w:color w:val="FF0000"/>
+              </w:rPr>
+              <w:t xml:space="preserve"> time opening </w:t>
+            </w:r>
+            <w:r>
+              <w:rPr>
+                <w:color w:val="FF0000"/>
+              </w:rPr>
+              <w:t>MAT</w:t>
+            </w:r>
+            <w:r>
+              <w:rPr>
+                <w:color w:val="FF0000"/>
+              </w:rPr>
+              <w:t>LAB</w:t>
+            </w:r>
+            <w:r>
+              <w:rPr>
+                <w:color w:val="FF0000"/>
+              </w:rPr>
+              <w:t xml:space="preserve"> and Sim</w:t>
+            </w:r>
+            <w:r>
+              <w:rPr>
+                <w:color w:val="FF0000"/>
+              </w:rPr>
+              <w:t>ulink</w:t>
+            </w:r>
           </w:p>
         </w:tc>
         <w:tc>
           <w:tcPr>
-            <w:tcW w:w="2330" w:type="dxa"/>
+            <w:tcW w:w="2323" w:type="dxa"/>
           </w:tcPr>
           <w:p>
             <w:r>
@@ -315,7 +323,7 @@
         </w:tc>
         <w:tc>
           <w:tcPr>
-            <w:tcW w:w="2068" w:type="dxa"/>
+            <w:tcW w:w="2744" w:type="dxa"/>
           </w:tcPr>
           <w:p>
             <w:r>
@@ -327,7 +335,7 @@
       <w:tr>
         <w:tc>
           <w:tcPr>
-            <w:tcW w:w="1029" w:type="dxa"/>
+            <w:tcW w:w="1052" w:type="dxa"/>
           </w:tcPr>
           <w:p>
             <w:pPr>
@@ -342,11 +350,13 @@
               <w:t>2</w:t>
             </w:r>
           </w:p>
-        </w:tc>
-        <w:tc>
-          <w:tcPr>
-            <w:tcW w:w="3429" w:type="dxa"/>
-          </w:tcPr>
+          <w:p>
+            <w:pPr>
+              <w:rPr>
+                <w:highlight w:val="yellow"/>
+              </w:rPr>
+            </w:pPr>
+          </w:p>
           <w:p>
             <w:pPr>
               <w:rPr>
@@ -354,38 +364,263 @@
               </w:rPr>
             </w:pPr>
             <w:r>
+              <w:rPr>
+                <w:highlight w:val="yellow"/>
+              </w:rPr>
+              <w:t>Combine with week 3</w:t>
+            </w:r>
+          </w:p>
+        </w:tc>
+        <w:tc>
+          <w:tcPr>
+            <w:tcW w:w="3416" w:type="dxa"/>
+          </w:tcPr>
+          <w:p>
+            <w:r>
               <w:t xml:space="preserve">MATLAB/Simulink </w:t>
             </w:r>
             <w:r>
               <w:t>Next Steps</w:t>
             </w:r>
           </w:p>
+          <w:p>
+            <w:pPr>
+              <w:rPr>
+                <w:highlight w:val="yellow"/>
+              </w:rPr>
+            </w:pPr>
+          </w:p>
+          <w:p>
+            <w:pPr>
+              <w:rPr>
+                <w:highlight w:val="yellow"/>
+              </w:rPr>
+            </w:pPr>
+          </w:p>
+          <w:p>
+            <w:pPr>
+              <w:rPr>
+                <w:color w:val="FF0000"/>
+              </w:rPr>
+            </w:pPr>
+            <w:r>
+              <w:rPr>
+                <w:color w:val="FF0000"/>
+              </w:rPr>
+              <w:t>Implement and test (Academic only)</w:t>
+            </w:r>
+            <w:r>
+              <w:rPr>
+                <w:color w:val="FF0000"/>
+              </w:rPr>
+              <w:t xml:space="preserve"> (No Sys Rec or HLRs)</w:t>
+            </w:r>
+          </w:p>
+          <w:p>
+            <w:pPr>
+              <w:rPr>
+                <w:highlight w:val="yellow"/>
+              </w:rPr>
+            </w:pPr>
+          </w:p>
+          <w:p>
+            <w:pPr>
+              <w:rPr>
+                <w:highlight w:val="yellow"/>
+              </w:rPr>
+            </w:pPr>
+          </w:p>
         </w:tc>
         <w:tc>
           <w:tcPr>
-            <w:tcW w:w="2330" w:type="dxa"/>
+            <w:tcW w:w="2323" w:type="dxa"/>
           </w:tcPr>
           <w:p>
             <w:r>
               <w:t>Introduction to subsystems, more complicated blocks, signal and buses, signal attributes</w:t>
             </w:r>
+            <w:r>
+              <w:t>, Model Explorer, Property Inspector, Model Configuration</w:t>
+            </w:r>
           </w:p>
         </w:tc>
         <w:tc>
           <w:tcPr>
-            <w:tcW w:w="2068" w:type="dxa"/>
+            <w:tcW w:w="2744" w:type="dxa"/>
           </w:tcPr>
           <w:p>
             <w:r>
               <w:t>Polynomial equation represented in Simulink model</w:t>
             </w:r>
           </w:p>
+          <w:p/>
+          <w:p>
+            <w:r>
+              <w:t>Make something real</w:t>
+            </w:r>
+          </w:p>
+          <w:p>
+            <m:oMath>
+              <m:r>
+                <w:rPr>
+                  <w:rFonts w:ascii="Cambria Math" w:hAnsi="Cambria Math"/>
+                </w:rPr>
+                <m:t>y=</m:t>
+              </m:r>
+              <m:sSup>
+                <m:sSupPr>
+                  <m:ctrlPr>
+                    <w:rPr>
+                      <w:rFonts w:ascii="Cambria Math" w:hAnsi="Cambria Math"/>
+                      <w:i/>
+                    </w:rPr>
+                  </m:ctrlPr>
+                </m:sSupPr>
+                <m:e>
+                  <m:r>
+                    <w:rPr>
+                      <w:rFonts w:ascii="Cambria Math" w:hAnsi="Cambria Math"/>
+                    </w:rPr>
+                    <m:t>t</m:t>
+                  </m:r>
+                </m:e>
+                <m:sup>
+                  <m:r>
+                    <w:rPr>
+                      <w:rFonts w:ascii="Cambria Math" w:hAnsi="Cambria Math"/>
+                    </w:rPr>
+                    <m:t>2</m:t>
+                  </m:r>
+                </m:sup>
+              </m:sSup>
+              <m:r>
+                <w:rPr>
+                  <w:rFonts w:ascii="Cambria Math" w:hAnsi="Cambria Math"/>
+                </w:rPr>
+                <m:t>-4t+21</m:t>
+              </m:r>
+            </m:oMath>
+            <w:r>
+              <w:t xml:space="preserve"> </w:t>
+            </w:r>
+          </w:p>
+          <w:p>
+            <m:oMath>
+              <m:r>
+                <w:rPr>
+                  <w:rFonts w:ascii="Cambria Math" w:hAnsi="Cambria Math"/>
+                </w:rPr>
+                <m:t xml:space="preserve">z= </m:t>
+              </m:r>
+              <m:f>
+                <m:fPr>
+                  <m:ctrlPr>
+                    <w:rPr>
+                      <w:rFonts w:ascii="Cambria Math" w:hAnsi="Cambria Math"/>
+                      <w:i/>
+                    </w:rPr>
+                  </m:ctrlPr>
+                </m:fPr>
+                <m:num>
+                  <m:r>
+                    <w:rPr>
+                      <w:rFonts w:ascii="Cambria Math" w:hAnsi="Cambria Math"/>
+                    </w:rPr>
+                    <m:t>dy</m:t>
+                  </m:r>
+                </m:num>
+                <m:den>
+                  <m:r>
+                    <w:rPr>
+                      <w:rFonts w:ascii="Cambria Math" w:hAnsi="Cambria Math"/>
+                    </w:rPr>
+                    <m:t>dt</m:t>
+                  </m:r>
+                </m:den>
+              </m:f>
+            </m:oMath>
+            <w:r>
+              <w:t xml:space="preserve"> </w:t>
+            </w:r>
+          </w:p>
+          <w:p>
+            <m:oMath>
+              <m:r>
+                <w:rPr>
+                  <w:rFonts w:ascii="Cambria Math" w:hAnsi="Cambria Math"/>
+                </w:rPr>
+                <m:t>x=-</m:t>
+              </m:r>
+              <m:sSup>
+                <m:sSupPr>
+                  <m:ctrlPr>
+                    <w:rPr>
+                      <w:rFonts w:ascii="Cambria Math" w:hAnsi="Cambria Math"/>
+                      <w:i/>
+                    </w:rPr>
+                  </m:ctrlPr>
+                </m:sSupPr>
+                <m:e>
+                  <m:r>
+                    <w:rPr>
+                      <w:rFonts w:ascii="Cambria Math" w:hAnsi="Cambria Math"/>
+                    </w:rPr>
+                    <m:t>t</m:t>
+                  </m:r>
+                </m:e>
+                <m:sup>
+                  <m:r>
+                    <w:rPr>
+                      <w:rFonts w:ascii="Cambria Math" w:hAnsi="Cambria Math"/>
+                    </w:rPr>
+                    <m:t>2</m:t>
+                  </m:r>
+                </m:sup>
+              </m:sSup>
+              <m:r>
+                <w:rPr>
+                  <w:rFonts w:ascii="Cambria Math" w:hAnsi="Cambria Math"/>
+                </w:rPr>
+                <m:t>+y</m:t>
+              </m:r>
+              <m:sSup>
+                <m:sSupPr>
+                  <m:ctrlPr>
+                    <w:rPr>
+                      <w:rFonts w:ascii="Cambria Math" w:hAnsi="Cambria Math"/>
+                      <w:i/>
+                    </w:rPr>
+                  </m:ctrlPr>
+                </m:sSupPr>
+                <m:e>
+                  <m:r>
+                    <w:rPr>
+                      <w:rFonts w:ascii="Cambria Math" w:hAnsi="Cambria Math"/>
+                    </w:rPr>
+                    <m:t>z</m:t>
+                  </m:r>
+                </m:e>
+                <m:sup>
+                  <m:r>
+                    <w:rPr>
+                      <w:rFonts w:ascii="Cambria Math" w:hAnsi="Cambria Math"/>
+                    </w:rPr>
+                    <m:t>-1</m:t>
+                  </m:r>
+                </m:sup>
+              </m:sSup>
+            </m:oMath>
+            <w:r>
+              <w:t xml:space="preserve"> </w:t>
+            </w:r>
+          </w:p>
+          <w:p/>
         </w:tc>
       </w:tr>
       <w:tr>
         <w:tc>
           <w:tcPr>
-            <w:tcW w:w="1029" w:type="dxa"/>
+            <w:tcW w:w="1052" w:type="dxa"/>
           </w:tcPr>
           <w:p>
             <w:r>
@@ -395,7 +630,7 @@
         </w:tc>
         <w:tc>
           <w:tcPr>
-            <w:tcW w:w="3429" w:type="dxa"/>
+            <w:tcW w:w="3416" w:type="dxa"/>
           </w:tcPr>
           <w:p>
             <w:r>
@@ -405,11 +640,15 @@
         </w:tc>
         <w:tc>
           <w:tcPr>
-            <w:tcW w:w="2330" w:type="dxa"/>
+            <w:tcW w:w="2323" w:type="dxa"/>
           </w:tcPr>
           <w:p>
             <w:r>
-              <w:t xml:space="preserve">One on one between instructor and participant to </w:t>
+              <w:t xml:space="preserve">One on one between instructor and </w:t>
+            </w:r>
+            <w:r>
+              <w:lastRenderedPageBreak/>
+              <w:t xml:space="preserve">participant to </w:t>
             </w:r>
             <w:r>
               <w:t>gauge</w:t>
@@ -424,10 +663,11 @@
         </w:tc>
         <w:tc>
           <w:tcPr>
-            <w:tcW w:w="2068" w:type="dxa"/>
+            <w:tcW w:w="2744" w:type="dxa"/>
           </w:tcPr>
           <w:p>
             <w:r>
+              <w:lastRenderedPageBreak/>
               <w:t>None</w:t>
             </w:r>
           </w:p>
@@ -436,7 +676,7 @@
       <w:tr>
         <w:tc>
           <w:tcPr>
-            <w:tcW w:w="1029" w:type="dxa"/>
+            <w:tcW w:w="1052" w:type="dxa"/>
           </w:tcPr>
           <w:p>
             <w:pPr>
@@ -448,15 +688,16 @@
               <w:rPr>
                 <w:highlight w:val="yellow"/>
               </w:rPr>
-              <w:lastRenderedPageBreak/>
               <w:t>3</w:t>
             </w:r>
           </w:p>
-        </w:tc>
-        <w:tc>
-          <w:tcPr>
-            <w:tcW w:w="3429" w:type="dxa"/>
-          </w:tcPr>
+          <w:p>
+            <w:pPr>
+              <w:rPr>
+                <w:highlight w:val="yellow"/>
+              </w:rPr>
+            </w:pPr>
+          </w:p>
           <w:p>
             <w:pPr>
               <w:rPr>
@@ -464,23 +705,181 @@
               </w:rPr>
             </w:pPr>
             <w:r>
-              <w:t>MATLAB/Simulink Test Harnesses</w:t>
+              <w:rPr>
+                <w:highlight w:val="yellow"/>
+              </w:rPr>
+              <w:t>Combine with week</w:t>
+            </w:r>
+            <w:r>
+              <w:rPr>
+                <w:highlight w:val="yellow"/>
+              </w:rPr>
+              <w:t xml:space="preserve"> 2</w:t>
             </w:r>
           </w:p>
         </w:tc>
         <w:tc>
           <w:tcPr>
-            <w:tcW w:w="2330" w:type="dxa"/>
+            <w:tcW w:w="3416" w:type="dxa"/>
+          </w:tcPr>
+          <w:p>
+            <w:r>
+              <w:t>MATLAB/Simulink Test Harnesses</w:t>
+            </w:r>
+          </w:p>
+          <w:p>
+            <w:pPr>
+              <w:rPr>
+                <w:highlight w:val="yellow"/>
+              </w:rPr>
+            </w:pPr>
+          </w:p>
+          <w:p>
+            <w:pPr>
+              <w:numPr>
+                <w:ilvl w:val="0"/>
+                <w:numId w:val="11"/>
+              </w:numPr>
+              <w:rPr>
+                <w:highlight w:val="yellow"/>
+              </w:rPr>
+            </w:pPr>
+            <w:r>
+              <w:rPr>
+                <w:highlight w:val="yellow"/>
+              </w:rPr>
+              <w:t>Creating Test Harness</w:t>
+            </w:r>
+          </w:p>
+          <w:p>
+            <w:pPr>
+              <w:numPr>
+                <w:ilvl w:val="0"/>
+                <w:numId w:val="11"/>
+              </w:numPr>
+              <w:rPr>
+                <w:highlight w:val="yellow"/>
+              </w:rPr>
+            </w:pPr>
+            <w:r>
+              <w:rPr>
+                <w:highlight w:val="yellow"/>
+              </w:rPr>
+              <w:t>Creating Test Assessments</w:t>
+            </w:r>
+          </w:p>
+          <w:p>
+            <w:pPr>
+              <w:numPr>
+                <w:ilvl w:val="0"/>
+                <w:numId w:val="11"/>
+              </w:numPr>
+              <w:rPr>
+                <w:highlight w:val="yellow"/>
+              </w:rPr>
+            </w:pPr>
+            <w:r>
+              <w:rPr>
+                <w:highlight w:val="yellow"/>
+              </w:rPr>
+              <w:t xml:space="preserve">Creating </w:t>
+            </w:r>
+            <w:r>
+              <w:rPr>
+                <w:highlight w:val="yellow"/>
+              </w:rPr>
+              <w:t>Callback files</w:t>
+            </w:r>
+          </w:p>
+          <w:p>
+            <w:pPr>
+              <w:numPr>
+                <w:ilvl w:val="0"/>
+                <w:numId w:val="11"/>
+              </w:numPr>
+              <w:rPr>
+                <w:highlight w:val="yellow"/>
+              </w:rPr>
+            </w:pPr>
+            <w:r>
+              <w:rPr>
+                <w:highlight w:val="yellow"/>
+              </w:rPr>
+              <w:t>Creating Coverage files</w:t>
+            </w:r>
+          </w:p>
+          <w:p>
+            <w:pPr>
+              <w:rPr>
+                <w:highlight w:val="yellow"/>
+              </w:rPr>
+            </w:pPr>
+          </w:p>
+        </w:tc>
+        <w:tc>
+          <w:tcPr>
+            <w:tcW w:w="2323" w:type="dxa"/>
           </w:tcPr>
           <w:p>
             <w:r>
               <w:t>Test harness generation, data and analysis</w:t>
             </w:r>
           </w:p>
+          <w:p>
+            <w:pPr>
+              <w:pStyle w:val="ListParagraph"/>
+              <w:numPr>
+                <w:ilvl w:val="0"/>
+                <w:numId w:val="11"/>
+              </w:numPr>
+            </w:pPr>
+            <w:r>
+              <w:t>Assessments</w:t>
+            </w:r>
+          </w:p>
+          <w:p>
+            <w:pPr>
+              <w:pStyle w:val="ListParagraph"/>
+              <w:numPr>
+                <w:ilvl w:val="0"/>
+                <w:numId w:val="11"/>
+              </w:numPr>
+            </w:pPr>
+            <w:r>
+              <w:t>Sumbols</w:t>
+            </w:r>
+          </w:p>
+          <w:p>
+            <w:pPr>
+              <w:pStyle w:val="ListParagraph"/>
+              <w:numPr>
+                <w:ilvl w:val="0"/>
+                <w:numId w:val="11"/>
+              </w:numPr>
+            </w:pPr>
+            <w:r>
+              <w:t>Callback</w:t>
+            </w:r>
+            <w:r>
+              <w:t>.m</w:t>
+            </w:r>
+          </w:p>
+          <w:p>
+            <w:pPr>
+              <w:pStyle w:val="ListParagraph"/>
+              <w:numPr>
+                <w:ilvl w:val="0"/>
+                <w:numId w:val="11"/>
+              </w:numPr>
+            </w:pPr>
+            <w:r>
+              <w:t>Coverage file</w:t>
+            </w:r>
+          </w:p>
         </w:tc>
         <w:tc>
           <w:tcPr>
-            <w:tcW w:w="2068" w:type="dxa"/>
+            <w:tcW w:w="2744" w:type="dxa"/>
           </w:tcPr>
           <w:p>
             <w:r>
@@ -498,17 +897,76 @@
       <w:tr>
         <w:tc>
           <w:tcPr>
-            <w:tcW w:w="1029" w:type="dxa"/>
+            <w:tcW w:w="1052" w:type="dxa"/>
+          </w:tcPr>
+          <w:p>
+            <w:pPr>
+              <w:rPr>
+                <w:highlight w:val="yellow"/>
+              </w:rPr>
+            </w:pPr>
+            <w:r>
+              <w:t>N/A</w:t>
+            </w:r>
+          </w:p>
+        </w:tc>
+        <w:tc>
+          <w:tcPr>
+            <w:tcW w:w="3416" w:type="dxa"/>
+          </w:tcPr>
+          <w:p>
+            <w:r>
+              <w:t>Instructor Check-in</w:t>
+            </w:r>
+          </w:p>
+        </w:tc>
+        <w:tc>
+          <w:tcPr>
+            <w:tcW w:w="2323" w:type="dxa"/>
+          </w:tcPr>
+          <w:p>
+            <w:r>
+              <w:t>One on one between instructor and participant to gauge understanding and help answer any questions</w:t>
+            </w:r>
+          </w:p>
+        </w:tc>
+        <w:tc>
+          <w:tcPr>
+            <w:tcW w:w="2744" w:type="dxa"/>
+          </w:tcPr>
+          <w:p>
+            <w:r>
+              <w:t>None</w:t>
+            </w:r>
+          </w:p>
+        </w:tc>
+      </w:tr>
+      <w:tr>
+        <w:tc>
+          <w:tcPr>
+            <w:tcW w:w="1052" w:type="dxa"/>
           </w:tcPr>
           <w:p>
             <w:r>
               <w:t>4</w:t>
             </w:r>
           </w:p>
+          <w:p/>
+          <w:p>
+            <w:r>
+              <w:rPr>
+                <w:highlight w:val="yellow"/>
+              </w:rPr>
+              <w:t>Make week 3</w:t>
+            </w:r>
+            <w:r>
+              <w:t xml:space="preserve"> and</w:t>
+            </w:r>
+          </w:p>
         </w:tc>
         <w:tc>
           <w:tcPr>
-            <w:tcW w:w="3429" w:type="dxa"/>
+            <w:tcW w:w="3416" w:type="dxa"/>
           </w:tcPr>
           <w:p>
             <w:r>
@@ -518,10 +976,21 @@
               <w:t xml:space="preserve"> Introduction</w:t>
             </w:r>
           </w:p>
+          <w:p/>
+          <w:p/>
+          <w:p>
+            <w:pPr>
+              <w:pStyle w:val="ListParagraph"/>
+              <w:numPr>
+                <w:ilvl w:val="0"/>
+                <w:numId w:val="10"/>
+              </w:numPr>
+            </w:pPr>
+          </w:p>
         </w:tc>
         <w:tc>
           <w:tcPr>
-            <w:tcW w:w="2330" w:type="dxa"/>
+            <w:tcW w:w="2323" w:type="dxa"/>
           </w:tcPr>
           <w:p>
             <w:r>
@@ -537,10 +1006,66 @@
               <w:t>conflicts</w:t>
             </w:r>
           </w:p>
+          <w:p/>
+          <w:p>
+            <w:r>
+              <w:t>RR process</w:t>
+            </w:r>
+          </w:p>
+          <w:p>
+            <w:pPr>
+              <w:pStyle w:val="ListParagraph"/>
+              <w:numPr>
+                <w:ilvl w:val="0"/>
+                <w:numId w:val="10"/>
+              </w:numPr>
+            </w:pPr>
+            <w:r>
+              <w:t>Sys Rec</w:t>
+            </w:r>
+          </w:p>
+          <w:p>
+            <w:pPr>
+              <w:pStyle w:val="ListParagraph"/>
+              <w:numPr>
+                <w:ilvl w:val="0"/>
+                <w:numId w:val="10"/>
+              </w:numPr>
+            </w:pPr>
+            <w:r>
+              <w:t>HLR</w:t>
+            </w:r>
+          </w:p>
+          <w:p>
+            <w:pPr>
+              <w:pStyle w:val="ListParagraph"/>
+              <w:numPr>
+                <w:ilvl w:val="0"/>
+                <w:numId w:val="10"/>
+              </w:numPr>
+            </w:pPr>
+            <w:r>
+              <w:t>Simulink</w:t>
+            </w:r>
+          </w:p>
+          <w:p>
+            <w:pPr>
+              <w:pStyle w:val="ListParagraph"/>
+              <w:numPr>
+                <w:ilvl w:val="0"/>
+                <w:numId w:val="10"/>
+              </w:numPr>
+            </w:pPr>
+            <w:r>
+              <w:t>Testing</w:t>
+            </w:r>
+          </w:p>
+          <w:p/>
+          <w:p/>
         </w:tc>
         <w:tc>
           <w:tcPr>
-            <w:tcW w:w="2068" w:type="dxa"/>
+            <w:tcW w:w="2744" w:type="dxa"/>
           </w:tcPr>
           <w:p>
             <w:r>
@@ -555,7 +1080,7 @@
         </w:trPr>
         <w:tc>
           <w:tcPr>
-            <w:tcW w:w="1029" w:type="dxa"/>
+            <w:tcW w:w="1052" w:type="dxa"/>
           </w:tcPr>
           <w:p>
             <w:r>
@@ -568,7 +1093,7 @@
         </w:tc>
         <w:tc>
           <w:tcPr>
-            <w:tcW w:w="3429" w:type="dxa"/>
+            <w:tcW w:w="3416" w:type="dxa"/>
           </w:tcPr>
           <w:p>
             <w:r>
@@ -578,7 +1103,7 @@
         </w:tc>
         <w:tc>
           <w:tcPr>
-            <w:tcW w:w="2330" w:type="dxa"/>
+            <w:tcW w:w="2323" w:type="dxa"/>
           </w:tcPr>
           <w:p>
             <w:r>
@@ -588,7 +1113,7 @@
         </w:tc>
         <w:tc>
           <w:tcPr>
-            <w:tcW w:w="2068" w:type="dxa"/>
+            <w:tcW w:w="2744" w:type="dxa"/>
           </w:tcPr>
           <w:p>
             <w:r>
@@ -609,7 +1134,7 @@
         </w:trPr>
         <w:tc>
           <w:tcPr>
-            <w:tcW w:w="1029" w:type="dxa"/>
+            <w:tcW w:w="1052" w:type="dxa"/>
           </w:tcPr>
           <w:p>
             <w:r>
@@ -619,7 +1144,7 @@
         </w:tc>
         <w:tc>
           <w:tcPr>
-            <w:tcW w:w="3429" w:type="dxa"/>
+            <w:tcW w:w="3416" w:type="dxa"/>
           </w:tcPr>
           <w:p>
             <w:r>
@@ -629,7 +1154,7 @@
         </w:tc>
         <w:tc>
           <w:tcPr>
-            <w:tcW w:w="2330" w:type="dxa"/>
+            <w:tcW w:w="2323" w:type="dxa"/>
           </w:tcPr>
           <w:p>
             <w:r>
@@ -648,7 +1173,7 @@
         </w:tc>
         <w:tc>
           <w:tcPr>
-            <w:tcW w:w="2068" w:type="dxa"/>
+            <w:tcW w:w="2744" w:type="dxa"/>
           </w:tcPr>
           <w:p>
             <w:r>
@@ -663,6 +1188,7 @@
         <w:pStyle w:val="Heading1"/>
       </w:pPr>
       <w:r>
+        <w:lastRenderedPageBreak/>
         <w:t>Training Deliverables</w:t>
       </w:r>
     </w:p>
@@ -745,7 +1271,7 @@
 </file>
 
 <file path=word/endnotes.xml><?xml version="1.0" encoding="utf-8"?>
-<w:endnotes xmlns:wpc="http://schemas.microsoft.com/office/word/2010/wordprocessingCanvas" xmlns:cx="http://schemas.microsoft.com/office/drawing/2014/chartex" xmlns:cx1="http://schemas.microsoft.com/office/drawing/2015/9/8/chartex" xmlns:cx2="http://schemas.microsoft.com/office/drawing/2015/10/21/chartex" xmlns:cx3="http://schemas.microsoft.com/office/drawing/2016/5/9/chartex" xmlns:cx4="http://schemas.microsoft.com/office/drawing/2016/5/10/chartex" xmlns:cx5="http://schemas.microsoft.com/office/drawing/2016/5/11/chartex" xmlns:cx6="http://schemas.microsoft.com/office/drawing/2016/5/12/chartex" xmlns:cx7="http://schemas.microsoft.com/office/drawing/2016/5/13/chartex" xmlns:cx8="http://schemas.microsoft.com/office/drawing/2016/5/14/chartex" xmlns:mc="http://schemas.openxmlformats.org/markup-compatibility/2006" xmlns:aink="http://schemas.microsoft.com/office/drawing/2016/ink" xmlns:am3d="http://schemas.microsoft.com/office/drawing/2017/model3d" xmlns:o="urn:schemas-microsoft-com:office:office" xmlns:oel="http://schemas.microsoft.com/office/2019/extlst" xmlns:r="http://schemas.openxmlformats.org/officeDocument/2006/relationships" xmlns:m="http://schemas.openxmlformats.org/officeDocument/2006/math" xmlns:v="urn:schemas-microsoft-com:vml" xmlns:wp14="http://schemas.microsoft.com/office/word/2010/wordprocessingDrawing" xmlns:wp="http://schemas.openxmlformats.org/drawingml/2006/wordprocessingDrawing" xmlns:w10="urn:schemas-microsoft-com:office:word" xmlns:w="http://schemas.openxmlformats.org/wordprocessingml/2006/main" xmlns:w14="http://schemas.microsoft.com/office/word/2010/wordml" xmlns:w15="http://schemas.microsoft.com/office/word/2012/wordml" xmlns:w16cei="http://schemas.microsoft.com/office/word/2026/wordml/cei" xmlns:w16cex="http://schemas.microsoft.com/office/word/2018/wordml/cex" xmlns:w16cid="http://schemas.microsoft.com/office/word/2016/wordml/cid" xmlns:w16="http://schemas.microsoft.com/office/word/2018/wordml" xmlns:w16du="http://schemas.microsoft.com/office/word/2023/wordml/word16du" xmlns:w16sdtdh="http://schemas.microsoft.com/office/word/2020/wordml/sdtdatahash" xmlns:w16sdtfl="http://schemas.microsoft.com/office/word/2024/wordml/sdtformatlock" xmlns:w16se="http://schemas.microsoft.com/office/word/2015/wordml/symex" xmlns:wpg="http://schemas.microsoft.com/office/word/2010/wordprocessingGroup" xmlns:wpi="http://schemas.microsoft.com/office/word/2010/wordprocessingInk" xmlns:wne="http://schemas.microsoft.com/office/word/2006/wordml" xmlns:wps="http://schemas.microsoft.com/office/word/2010/wordprocessingShape" mc:Ignorable="w14 w15 w16se w16cid w16 w16cex w16sdtdh w16sdtfl w16du wp14">
+<w:endnotes xmlns:wpc="http://schemas.microsoft.com/office/word/2010/wordprocessingCanvas" xmlns:cx="http://schemas.microsoft.com/office/drawing/2014/chartex" xmlns:cx1="http://schemas.microsoft.com/office/drawing/2015/9/8/chartex" xmlns:cx2="http://schemas.microsoft.com/office/drawing/2015/10/21/chartex" xmlns:cx3="http://schemas.microsoft.com/office/drawing/2016/5/9/chartex" xmlns:cx4="http://schemas.microsoft.com/office/drawing/2016/5/10/chartex" xmlns:cx5="http://schemas.microsoft.com/office/drawing/2016/5/11/chartex" xmlns:cx6="http://schemas.microsoft.com/office/drawing/2016/5/12/chartex" xmlns:cx7="http://schemas.microsoft.com/office/drawing/2016/5/13/chartex" xmlns:cx8="http://schemas.microsoft.com/office/drawing/2016/5/14/chartex" xmlns:mc="http://schemas.openxmlformats.org/markup-compatibility/2006" xmlns:aink="http://schemas.microsoft.com/office/drawing/2016/ink" xmlns:am3d="http://schemas.microsoft.com/office/drawing/2017/model3d" xmlns:o="urn:schemas-microsoft-com:office:office" xmlns:oel="http://schemas.microsoft.com/office/2019/extlst" xmlns:r="http://schemas.openxmlformats.org/officeDocument/2006/relationships" xmlns:m="http://schemas.openxmlformats.org/officeDocument/2006/math" xmlns:v="urn:schemas-microsoft-com:vml" xmlns:wp14="http://schemas.microsoft.com/office/word/2010/wordprocessingDrawing" xmlns:wp="http://schemas.openxmlformats.org/drawingml/2006/wordprocessingDrawing" xmlns:w10="urn:schemas-microsoft-com:office:word" xmlns:w="http://schemas.openxmlformats.org/wordprocessingml/2006/main" xmlns:w14="http://schemas.microsoft.com/office/word/2010/wordml" xmlns:w15="http://schemas.microsoft.com/office/word/2012/wordml" xmlns:w16cex="http://schemas.microsoft.com/office/word/2018/wordml/cex" xmlns:w16cid="http://schemas.microsoft.com/office/word/2016/wordml/cid" xmlns:w16="http://schemas.microsoft.com/office/word/2018/wordml" xmlns:w16du="http://schemas.microsoft.com/office/word/2023/wordml/word16du" xmlns:w16sdtdh="http://schemas.microsoft.com/office/word/2020/wordml/sdtdatahash" xmlns:w16sdtfl="http://schemas.microsoft.com/office/word/2024/wordml/sdtformatlock" xmlns:w16se="http://schemas.microsoft.com/office/word/2015/wordml/symex" xmlns:wpg="http://schemas.microsoft.com/office/word/2010/wordprocessingGroup" xmlns:wpi="http://schemas.microsoft.com/office/word/2010/wordprocessingInk" xmlns:wne="http://schemas.microsoft.com/office/word/2006/wordml" xmlns:wps="http://schemas.microsoft.com/office/word/2010/wordprocessingShape" mc:Ignorable="w14 w15 w16se w16cid w16 w16cex w16sdtdh w16sdtfl w16du wp14">
   <w:endnote w:type="separator" w:id="-1">
     <w:p>
       <w:pPr>
@@ -770,7 +1296,7 @@
 </file>
 
 <file path=word/footer1.xml><?xml version="1.0" encoding="utf-8"?>
-<w:ftr xmlns:wpc="http://schemas.microsoft.com/office/word/2010/wordprocessingCanvas" xmlns:cx="http://schemas.microsoft.com/office/drawing/2014/chartex" xmlns:cx1="http://schemas.microsoft.com/office/drawing/2015/9/8/chartex" xmlns:cx2="http://schemas.microsoft.com/office/drawing/2015/10/21/chartex" xmlns:cx3="http://schemas.microsoft.com/office/drawing/2016/5/9/chartex" xmlns:cx4="http://schemas.microsoft.com/office/drawing/2016/5/10/chartex" xmlns:cx5="http://schemas.microsoft.com/office/drawing/2016/5/11/chartex" xmlns:cx6="http://schemas.microsoft.com/office/drawing/2016/5/12/chartex" xmlns:cx7="http://schemas.microsoft.com/office/drawing/2016/5/13/chartex" xmlns:cx8="http://schemas.microsoft.com/office/drawing/2016/5/14/chartex" xmlns:mc="http://schemas.openxmlformats.org/markup-compatibility/2006" xmlns:aink="http://schemas.microsoft.com/office/drawing/2016/ink" xmlns:am3d="http://schemas.microsoft.com/office/drawing/2017/model3d" xmlns:o="urn:schemas-microsoft-com:office:office" xmlns:oel="http://schemas.microsoft.com/office/2019/extlst" xmlns:r="http://schemas.openxmlformats.org/officeDocument/2006/relationships" xmlns:m="http://schemas.openxmlformats.org/officeDocument/2006/math" xmlns:v="urn:schemas-microsoft-com:vml" xmlns:wp14="http://schemas.microsoft.com/office/word/2010/wordprocessingDrawing" xmlns:wp="http://schemas.openxmlformats.org/drawingml/2006/wordprocessingDrawing" xmlns:w10="urn:schemas-microsoft-com:office:word" xmlns:w="http://schemas.openxmlformats.org/wordprocessingml/2006/main" xmlns:w14="http://schemas.microsoft.com/office/word/2010/wordml" xmlns:w15="http://schemas.microsoft.com/office/word/2012/wordml" xmlns:w16cei="http://schemas.microsoft.com/office/word/2026/wordml/cei" xmlns:w16cex="http://schemas.microsoft.com/office/word/2018/wordml/cex" xmlns:w16cid="http://schemas.microsoft.com/office/word/2016/wordml/cid" xmlns:w16="http://schemas.microsoft.com/office/word/2018/wordml" xmlns:w16du="http://schemas.microsoft.com/office/word/2023/wordml/word16du" xmlns:w16sdtdh="http://schemas.microsoft.com/office/word/2020/wordml/sdtdatahash" xmlns:w16sdtfl="http://schemas.microsoft.com/office/word/2024/wordml/sdtformatlock" xmlns:w16se="http://schemas.microsoft.com/office/word/2015/wordml/symex" xmlns:wpg="http://schemas.microsoft.com/office/word/2010/wordprocessingGroup" xmlns:wpi="http://schemas.microsoft.com/office/word/2010/wordprocessingInk" xmlns:wne="http://schemas.microsoft.com/office/word/2006/wordml" xmlns:wps="http://schemas.microsoft.com/office/word/2010/wordprocessingShape" mc:Ignorable="w14 w15 w16se w16cid w16 w16cex w16sdtdh w16sdtfl w16du wp14">
+<w:ftr xmlns:wpc="http://schemas.microsoft.com/office/word/2010/wordprocessingCanvas" xmlns:cx="http://schemas.microsoft.com/office/drawing/2014/chartex" xmlns:cx1="http://schemas.microsoft.com/office/drawing/2015/9/8/chartex" xmlns:cx2="http://schemas.microsoft.com/office/drawing/2015/10/21/chartex" xmlns:cx3="http://schemas.microsoft.com/office/drawing/2016/5/9/chartex" xmlns:cx4="http://schemas.microsoft.com/office/drawing/2016/5/10/chartex" xmlns:cx5="http://schemas.microsoft.com/office/drawing/2016/5/11/chartex" xmlns:cx6="http://schemas.microsoft.com/office/drawing/2016/5/12/chartex" xmlns:cx7="http://schemas.microsoft.com/office/drawing/2016/5/13/chartex" xmlns:cx8="http://schemas.microsoft.com/office/drawing/2016/5/14/chartex" xmlns:mc="http://schemas.openxmlformats.org/markup-compatibility/2006" xmlns:aink="http://schemas.microsoft.com/office/drawing/2016/ink" xmlns:am3d="http://schemas.microsoft.com/office/drawing/2017/model3d" xmlns:o="urn:schemas-microsoft-com:office:office" xmlns:oel="http://schemas.microsoft.com/office/2019/extlst" xmlns:r="http://schemas.openxmlformats.org/officeDocument/2006/relationships" xmlns:m="http://schemas.openxmlformats.org/officeDocument/2006/math" xmlns:v="urn:schemas-microsoft-com:vml" xmlns:wp14="http://schemas.microsoft.com/office/word/2010/wordprocessingDrawing" xmlns:wp="http://schemas.openxmlformats.org/drawingml/2006/wordprocessingDrawing" xmlns:w10="urn:schemas-microsoft-com:office:word" xmlns:w="http://schemas.openxmlformats.org/wordprocessingml/2006/main" xmlns:w14="http://schemas.microsoft.com/office/word/2010/wordml" xmlns:w15="http://schemas.microsoft.com/office/word/2012/wordml" xmlns:w16cex="http://schemas.microsoft.com/office/word/2018/wordml/cex" xmlns:w16cid="http://schemas.microsoft.com/office/word/2016/wordml/cid" xmlns:w16="http://schemas.microsoft.com/office/word/2018/wordml" xmlns:w16du="http://schemas.microsoft.com/office/word/2023/wordml/word16du" xmlns:w16sdtdh="http://schemas.microsoft.com/office/word/2020/wordml/sdtdatahash" xmlns:w16sdtfl="http://schemas.microsoft.com/office/word/2024/wordml/sdtformatlock" xmlns:w16se="http://schemas.microsoft.com/office/word/2015/wordml/symex" xmlns:wpg="http://schemas.microsoft.com/office/word/2010/wordprocessingGroup" xmlns:wpi="http://schemas.microsoft.com/office/word/2010/wordprocessingInk" xmlns:wne="http://schemas.microsoft.com/office/word/2006/wordml" xmlns:wps="http://schemas.microsoft.com/office/word/2010/wordprocessingShape" mc:Ignorable="w14 w15 w16se w16cid w16 w16cex w16sdtdh w16sdtfl w16du wp14">
   <w:p>
     <w:pPr>
       <w:pStyle w:val="Footer"/>
@@ -780,7 +1306,7 @@
 </file>
 
 <file path=word/footer2.xml><?xml version="1.0" encoding="utf-8"?>
-<w:ftr xmlns:wpc="http://schemas.microsoft.com/office/word/2010/wordprocessingCanvas" xmlns:cx="http://schemas.microsoft.com/office/drawing/2014/chartex" xmlns:cx1="http://schemas.microsoft.com/office/drawing/2015/9/8/chartex" xmlns:cx2="http://schemas.microsoft.com/office/drawing/2015/10/21/chartex" xmlns:cx3="http://schemas.microsoft.com/office/drawing/2016/5/9/chartex" xmlns:cx4="http://schemas.microsoft.com/office/drawing/2016/5/10/chartex" xmlns:cx5="http://schemas.microsoft.com/office/drawing/2016/5/11/chartex" xmlns:cx6="http://schemas.microsoft.com/office/drawing/2016/5/12/chartex" xmlns:cx7="http://schemas.microsoft.com/office/drawing/2016/5/13/chartex" xmlns:cx8="http://schemas.microsoft.com/office/drawing/2016/5/14/chartex" xmlns:mc="http://schemas.openxmlformats.org/markup-compatibility/2006" xmlns:aink="http://schemas.microsoft.com/office/drawing/2016/ink" xmlns:am3d="http://schemas.microsoft.com/office/drawing/2017/model3d" xmlns:o="urn:schemas-microsoft-com:office:office" xmlns:oel="http://schemas.microsoft.com/office/2019/extlst" xmlns:r="http://schemas.openxmlformats.org/officeDocument/2006/relationships" xmlns:m="http://schemas.openxmlformats.org/officeDocument/2006/math" xmlns:v="urn:schemas-microsoft-com:vml" xmlns:wp14="http://schemas.microsoft.com/office/word/2010/wordprocessingDrawing" xmlns:wp="http://schemas.openxmlformats.org/drawingml/2006/wordprocessingDrawing" xmlns:w10="urn:schemas-microsoft-com:office:word" xmlns:w="http://schemas.openxmlformats.org/wordprocessingml/2006/main" xmlns:w14="http://schemas.microsoft.com/office/word/2010/wordml" xmlns:w15="http://schemas.microsoft.com/office/word/2012/wordml" xmlns:w16cei="http://schemas.microsoft.com/office/word/2026/wordml/cei" xmlns:w16cex="http://schemas.microsoft.com/office/word/2018/wordml/cex" xmlns:w16cid="http://schemas.microsoft.com/office/word/2016/wordml/cid" xmlns:w16="http://schemas.microsoft.com/office/word/2018/wordml" xmlns:w16du="http://schemas.microsoft.com/office/word/2023/wordml/word16du" xmlns:w16sdtdh="http://schemas.microsoft.com/office/word/2020/wordml/sdtdatahash" xmlns:w16sdtfl="http://schemas.microsoft.com/office/word/2024/wordml/sdtformatlock" xmlns:w16se="http://schemas.microsoft.com/office/word/2015/wordml/symex" xmlns:wpg="http://schemas.microsoft.com/office/word/2010/wordprocessingGroup" xmlns:wpi="http://schemas.microsoft.com/office/word/2010/wordprocessingInk" xmlns:wne="http://schemas.microsoft.com/office/word/2006/wordml" xmlns:wps="http://schemas.microsoft.com/office/word/2010/wordprocessingShape" mc:Ignorable="w14 w15 w16se w16cid w16 w16cex w16sdtdh w16sdtfl w16du wp14">
+<w:ftr xmlns:wpc="http://schemas.microsoft.com/office/word/2010/wordprocessingCanvas" xmlns:cx="http://schemas.microsoft.com/office/drawing/2014/chartex" xmlns:cx1="http://schemas.microsoft.com/office/drawing/2015/9/8/chartex" xmlns:cx2="http://schemas.microsoft.com/office/drawing/2015/10/21/chartex" xmlns:cx3="http://schemas.microsoft.com/office/drawing/2016/5/9/chartex" xmlns:cx4="http://schemas.microsoft.com/office/drawing/2016/5/10/chartex" xmlns:cx5="http://schemas.microsoft.com/office/drawing/2016/5/11/chartex" xmlns:cx6="http://schemas.microsoft.com/office/drawing/2016/5/12/chartex" xmlns:cx7="http://schemas.microsoft.com/office/drawing/2016/5/13/chartex" xmlns:cx8="http://schemas.microsoft.com/office/drawing/2016/5/14/chartex" xmlns:mc="http://schemas.openxmlformats.org/markup-compatibility/2006" xmlns:aink="http://schemas.microsoft.com/office/drawing/2016/ink" xmlns:am3d="http://schemas.microsoft.com/office/drawing/2017/model3d" xmlns:o="urn:schemas-microsoft-com:office:office" xmlns:oel="http://schemas.microsoft.com/office/2019/extlst" xmlns:r="http://schemas.openxmlformats.org/officeDocument/2006/relationships" xmlns:m="http://schemas.openxmlformats.org/officeDocument/2006/math" xmlns:v="urn:schemas-microsoft-com:vml" xmlns:wp14="http://schemas.microsoft.com/office/word/2010/wordprocessingDrawing" xmlns:wp="http://schemas.openxmlformats.org/drawingml/2006/wordprocessingDrawing" xmlns:w10="urn:schemas-microsoft-com:office:word" xmlns:w="http://schemas.openxmlformats.org/wordprocessingml/2006/main" xmlns:w14="http://schemas.microsoft.com/office/word/2010/wordml" xmlns:w15="http://schemas.microsoft.com/office/word/2012/wordml" xmlns:w16cex="http://schemas.microsoft.com/office/word/2018/wordml/cex" xmlns:w16cid="http://schemas.microsoft.com/office/word/2016/wordml/cid" xmlns:w16="http://schemas.microsoft.com/office/word/2018/wordml" xmlns:w16du="http://schemas.microsoft.com/office/word/2023/wordml/word16du" xmlns:w16sdtdh="http://schemas.microsoft.com/office/word/2020/wordml/sdtdatahash" xmlns:w16sdtfl="http://schemas.microsoft.com/office/word/2024/wordml/sdtformatlock" xmlns:w16se="http://schemas.microsoft.com/office/word/2015/wordml/symex" xmlns:wpg="http://schemas.microsoft.com/office/word/2010/wordprocessingGroup" xmlns:wpi="http://schemas.microsoft.com/office/word/2010/wordprocessingInk" xmlns:wne="http://schemas.microsoft.com/office/word/2006/wordml" xmlns:wps="http://schemas.microsoft.com/office/word/2010/wordprocessingShape" mc:Ignorable="w14 w15 w16se w16cid w16 w16cex w16sdtdh w16sdtfl w16du wp14">
   <w:p>
     <w:pPr>
       <w:pStyle w:val="Footer"/>
@@ -800,7 +1326,7 @@
 </file>
 
 <file path=word/footer3.xml><?xml version="1.0" encoding="utf-8"?>
-<w:ftr xmlns:wpc="http://schemas.microsoft.com/office/word/2010/wordprocessingCanvas" xmlns:cx="http://schemas.microsoft.com/office/drawing/2014/chartex" xmlns:cx1="http://schemas.microsoft.com/office/drawing/2015/9/8/chartex" xmlns:cx2="http://schemas.microsoft.com/office/drawing/2015/10/21/chartex" xmlns:cx3="http://schemas.microsoft.com/office/drawing/2016/5/9/chartex" xmlns:cx4="http://schemas.microsoft.com/office/drawing/2016/5/10/chartex" xmlns:cx5="http://schemas.microsoft.com/office/drawing/2016/5/11/chartex" xmlns:cx6="http://schemas.microsoft.com/office/drawing/2016/5/12/chartex" xmlns:cx7="http://schemas.microsoft.com/office/drawing/2016/5/13/chartex" xmlns:cx8="http://schemas.microsoft.com/office/drawing/2016/5/14/chartex" xmlns:mc="http://schemas.openxmlformats.org/markup-compatibility/2006" xmlns:aink="http://schemas.microsoft.com/office/drawing/2016/ink" xmlns:am3d="http://schemas.microsoft.com/office/drawing/2017/model3d" xmlns:o="urn:schemas-microsoft-com:office:office" xmlns:oel="http://schemas.microsoft.com/office/2019/extlst" xmlns:r="http://schemas.openxmlformats.org/officeDocument/2006/relationships" xmlns:m="http://schemas.openxmlformats.org/officeDocument/2006/math" xmlns:v="urn:schemas-microsoft-com:vml" xmlns:wp14="http://schemas.microsoft.com/office/word/2010/wordprocessingDrawing" xmlns:wp="http://schemas.openxmlformats.org/drawingml/2006/wordprocessingDrawing" xmlns:w10="urn:schemas-microsoft-com:office:word" xmlns:w="http://schemas.openxmlformats.org/wordprocessingml/2006/main" xmlns:w14="http://schemas.microsoft.com/office/word/2010/wordml" xmlns:w15="http://schemas.microsoft.com/office/word/2012/wordml" xmlns:w16cei="http://schemas.microsoft.com/office/word/2026/wordml/cei" xmlns:w16cex="http://schemas.microsoft.com/office/word/2018/wordml/cex" xmlns:w16cid="http://schemas.microsoft.com/office/word/2016/wordml/cid" xmlns:w16="http://schemas.microsoft.com/office/word/2018/wordml" xmlns:w16du="http://schemas.microsoft.com/office/word/2023/wordml/word16du" xmlns:w16sdtdh="http://schemas.microsoft.com/office/word/2020/wordml/sdtdatahash" xmlns:w16sdtfl="http://schemas.microsoft.com/office/word/2024/wordml/sdtformatlock" xmlns:w16se="http://schemas.microsoft.com/office/word/2015/wordml/symex" xmlns:wpg="http://schemas.microsoft.com/office/word/2010/wordprocessingGroup" xmlns:wpi="http://schemas.microsoft.com/office/word/2010/wordprocessingInk" xmlns:wne="http://schemas.microsoft.com/office/word/2006/wordml" xmlns:wps="http://schemas.microsoft.com/office/word/2010/wordprocessingShape" mc:Ignorable="w14 w15 w16se w16cid w16 w16cex w16sdtdh w16sdtfl w16du wp14">
+<w:ftr xmlns:wpc="http://schemas.microsoft.com/office/word/2010/wordprocessingCanvas" xmlns:cx="http://schemas.microsoft.com/office/drawing/2014/chartex" xmlns:cx1="http://schemas.microsoft.com/office/drawing/2015/9/8/chartex" xmlns:cx2="http://schemas.microsoft.com/office/drawing/2015/10/21/chartex" xmlns:cx3="http://schemas.microsoft.com/office/drawing/2016/5/9/chartex" xmlns:cx4="http://schemas.microsoft.com/office/drawing/2016/5/10/chartex" xmlns:cx5="http://schemas.microsoft.com/office/drawing/2016/5/11/chartex" xmlns:cx6="http://schemas.microsoft.com/office/drawing/2016/5/12/chartex" xmlns:cx7="http://schemas.microsoft.com/office/drawing/2016/5/13/chartex" xmlns:cx8="http://schemas.microsoft.com/office/drawing/2016/5/14/chartex" xmlns:mc="http://schemas.openxmlformats.org/markup-compatibility/2006" xmlns:aink="http://schemas.microsoft.com/office/drawing/2016/ink" xmlns:am3d="http://schemas.microsoft.com/office/drawing/2017/model3d" xmlns:o="urn:schemas-microsoft-com:office:office" xmlns:oel="http://schemas.microsoft.com/office/2019/extlst" xmlns:r="http://schemas.openxmlformats.org/officeDocument/2006/relationships" xmlns:m="http://schemas.openxmlformats.org/officeDocument/2006/math" xmlns:v="urn:schemas-microsoft-com:vml" xmlns:wp14="http://schemas.microsoft.com/office/word/2010/wordprocessingDrawing" xmlns:wp="http://schemas.openxmlformats.org/drawingml/2006/wordprocessingDrawing" xmlns:w10="urn:schemas-microsoft-com:office:word" xmlns:w="http://schemas.openxmlformats.org/wordprocessingml/2006/main" xmlns:w14="http://schemas.microsoft.com/office/word/2010/wordml" xmlns:w15="http://schemas.microsoft.com/office/word/2012/wordml" xmlns:w16cex="http://schemas.microsoft.com/office/word/2018/wordml/cex" xmlns:w16cid="http://schemas.microsoft.com/office/word/2016/wordml/cid" xmlns:w16="http://schemas.microsoft.com/office/word/2018/wordml" xmlns:w16du="http://schemas.microsoft.com/office/word/2023/wordml/word16du" xmlns:w16sdtdh="http://schemas.microsoft.com/office/word/2020/wordml/sdtdatahash" xmlns:w16sdtfl="http://schemas.microsoft.com/office/word/2024/wordml/sdtformatlock" xmlns:w16se="http://schemas.microsoft.com/office/word/2015/wordml/symex" xmlns:wpg="http://schemas.microsoft.com/office/word/2010/wordprocessingGroup" xmlns:wpi="http://schemas.microsoft.com/office/word/2010/wordprocessingInk" xmlns:wne="http://schemas.microsoft.com/office/word/2006/wordml" xmlns:wps="http://schemas.microsoft.com/office/word/2010/wordprocessingShape" mc:Ignorable="w14 w15 w16se w16cid w16 w16cex w16sdtdh w16sdtfl w16du wp14">
   <w:p>
     <w:pPr>
       <w:pStyle w:val="Footer"/>
@@ -810,7 +1336,7 @@
 </file>
 
 <file path=word/footnotes.xml><?xml version="1.0" encoding="utf-8"?>
-<w:footnotes xmlns:wpc="http://schemas.microsoft.com/office/word/2010/wordprocessingCanvas" xmlns:cx="http://schemas.microsoft.com/office/drawing/2014/chartex" xmlns:cx1="http://schemas.microsoft.com/office/drawing/2015/9/8/chartex" xmlns:cx2="http://schemas.microsoft.com/office/drawing/2015/10/21/chartex" xmlns:cx3="http://schemas.microsoft.com/office/drawing/2016/5/9/chartex" xmlns:cx4="http://schemas.microsoft.com/office/drawing/2016/5/10/chartex" xmlns:cx5="http://schemas.microsoft.com/office/drawing/2016/5/11/chartex" xmlns:cx6="http://schemas.microsoft.com/office/drawing/2016/5/12/chartex" xmlns:cx7="http://schemas.microsoft.com/office/drawing/2016/5/13/chartex" xmlns:cx8="http://schemas.microsoft.com/office/drawing/2016/5/14/chartex" xmlns:mc="http://schemas.openxmlformats.org/markup-compatibility/2006" xmlns:aink="http://schemas.microsoft.com/office/drawing/2016/ink" xmlns:am3d="http://schemas.microsoft.com/office/drawing/2017/model3d" xmlns:o="urn:schemas-microsoft-com:office:office" xmlns:oel="http://schemas.microsoft.com/office/2019/extlst" xmlns:r="http://schemas.openxmlformats.org/officeDocument/2006/relationships" xmlns:m="http://schemas.openxmlformats.org/officeDocument/2006/math" xmlns:v="urn:schemas-microsoft-com:vml" xmlns:wp14="http://schemas.microsoft.com/office/word/2010/wordprocessingDrawing" xmlns:wp="http://schemas.openxmlformats.org/drawingml/2006/wordprocessingDrawing" xmlns:w10="urn:schemas-microsoft-com:office:word" xmlns:w="http://schemas.openxmlformats.org/wordprocessingml/2006/main" xmlns:w14="http://schemas.microsoft.com/office/word/2010/wordml" xmlns:w15="http://schemas.microsoft.com/office/word/2012/wordml" xmlns:w16cei="http://schemas.microsoft.com/office/word/2026/wordml/cei" xmlns:w16cex="http://schemas.microsoft.com/office/word/2018/wordml/cex" xmlns:w16cid="http://schemas.microsoft.com/office/word/2016/wordml/cid" xmlns:w16="http://schemas.microsoft.com/office/word/2018/wordml" xmlns:w16du="http://schemas.microsoft.com/office/word/2023/wordml/word16du" xmlns:w16sdtdh="http://schemas.microsoft.com/office/word/2020/wordml/sdtdatahash" xmlns:w16sdtfl="http://schemas.microsoft.com/office/word/2024/wordml/sdtformatlock" xmlns:w16se="http://schemas.microsoft.com/office/word/2015/wordml/symex" xmlns:wpg="http://schemas.microsoft.com/office/word/2010/wordprocessingGroup" xmlns:wpi="http://schemas.microsoft.com/office/word/2010/wordprocessingInk" xmlns:wne="http://schemas.microsoft.com/office/word/2006/wordml" xmlns:wps="http://schemas.microsoft.com/office/word/2010/wordprocessingShape" mc:Ignorable="w14 w15 w16se w16cid w16 w16cex w16sdtdh w16sdtfl w16du wp14">
+<w:footnotes xmlns:wpc="http://schemas.microsoft.com/office/word/2010/wordprocessingCanvas" xmlns:cx="http://schemas.microsoft.com/office/drawing/2014/chartex" xmlns:cx1="http://schemas.microsoft.com/office/drawing/2015/9/8/chartex" xmlns:cx2="http://schemas.microsoft.com/office/drawing/2015/10/21/chartex" xmlns:cx3="http://schemas.microsoft.com/office/drawing/2016/5/9/chartex" xmlns:cx4="http://schemas.microsoft.com/office/drawing/2016/5/10/chartex" xmlns:cx5="http://schemas.microsoft.com/office/drawing/2016/5/11/chartex" xmlns:cx6="http://schemas.microsoft.com/office/drawing/2016/5/12/chartex" xmlns:cx7="http://schemas.microsoft.com/office/drawing/2016/5/13/chartex" xmlns:cx8="http://schemas.microsoft.com/office/drawing/2016/5/14/chartex" xmlns:mc="http://schemas.openxmlformats.org/markup-compatibility/2006" xmlns:aink="http://schemas.microsoft.com/office/drawing/2016/ink" xmlns:am3d="http://schemas.microsoft.com/office/drawing/2017/model3d" xmlns:o="urn:schemas-microsoft-com:office:office" xmlns:oel="http://schemas.microsoft.com/office/2019/extlst" xmlns:r="http://schemas.openxmlformats.org/officeDocument/2006/relationships" xmlns:m="http://schemas.openxmlformats.org/officeDocument/2006/math" xmlns:v="urn:schemas-microsoft-com:vml" xmlns:wp14="http://schemas.microsoft.com/office/word/2010/wordprocessingDrawing" xmlns:wp="http://schemas.openxmlformats.org/drawingml/2006/wordprocessingDrawing" xmlns:w10="urn:schemas-microsoft-com:office:word" xmlns:w="http://schemas.openxmlformats.org/wordprocessingml/2006/main" xmlns:w14="http://schemas.microsoft.com/office/word/2010/wordml" xmlns:w15="http://schemas.microsoft.com/office/word/2012/wordml" xmlns:w16cex="http://schemas.microsoft.com/office/word/2018/wordml/cex" xmlns:w16cid="http://schemas.microsoft.com/office/word/2016/wordml/cid" xmlns:w16="http://schemas.microsoft.com/office/word/2018/wordml" xmlns:w16du="http://schemas.microsoft.com/office/word/2023/wordml/word16du" xmlns:w16sdtdh="http://schemas.microsoft.com/office/word/2020/wordml/sdtdatahash" xmlns:w16sdtfl="http://schemas.microsoft.com/office/word/2024/wordml/sdtformatlock" xmlns:w16se="http://schemas.microsoft.com/office/word/2015/wordml/symex" xmlns:wpg="http://schemas.microsoft.com/office/word/2010/wordprocessingGroup" xmlns:wpi="http://schemas.microsoft.com/office/word/2010/wordprocessingInk" xmlns:wne="http://schemas.microsoft.com/office/word/2006/wordml" xmlns:wps="http://schemas.microsoft.com/office/word/2010/wordprocessingShape" mc:Ignorable="w14 w15 w16se w16cid w16 w16cex w16sdtdh w16sdtfl w16du wp14">
   <w:footnote w:type="separator" w:id="-1">
     <w:p>
       <w:pPr>
@@ -835,7 +1361,7 @@
 </file>
 
 <file path=word/header1.xml><?xml version="1.0" encoding="utf-8"?>
-<w:hdr xmlns:wpc="http://schemas.microsoft.com/office/word/2010/wordprocessingCanvas" xmlns:cx="http://schemas.microsoft.com/office/drawing/2014/chartex" xmlns:cx1="http://schemas.microsoft.com/office/drawing/2015/9/8/chartex" xmlns:cx2="http://schemas.microsoft.com/office/drawing/2015/10/21/chartex" xmlns:cx3="http://schemas.microsoft.com/office/drawing/2016/5/9/chartex" xmlns:cx4="http://schemas.microsoft.com/office/drawing/2016/5/10/chartex" xmlns:cx5="http://schemas.microsoft.com/office/drawing/2016/5/11/chartex" xmlns:cx6="http://schemas.microsoft.com/office/drawing/2016/5/12/chartex" xmlns:cx7="http://schemas.microsoft.com/office/drawing/2016/5/13/chartex" xmlns:cx8="http://schemas.microsoft.com/office/drawing/2016/5/14/chartex" xmlns:mc="http://schemas.openxmlformats.org/markup-compatibility/2006" xmlns:aink="http://schemas.microsoft.com/office/drawing/2016/ink" xmlns:am3d="http://schemas.microsoft.com/office/drawing/2017/model3d" xmlns:o="urn:schemas-microsoft-com:office:office" xmlns:oel="http://schemas.microsoft.com/office/2019/extlst" xmlns:r="http://schemas.openxmlformats.org/officeDocument/2006/relationships" xmlns:m="http://schemas.openxmlformats.org/officeDocument/2006/math" xmlns:v="urn:schemas-microsoft-com:vml" xmlns:wp14="http://schemas.microsoft.com/office/word/2010/wordprocessingDrawing" xmlns:wp="http://schemas.openxmlformats.org/drawingml/2006/wordprocessingDrawing" xmlns:w10="urn:schemas-microsoft-com:office:word" xmlns:w="http://schemas.openxmlformats.org/wordprocessingml/2006/main" xmlns:w14="http://schemas.microsoft.com/office/word/2010/wordml" xmlns:w15="http://schemas.microsoft.com/office/word/2012/wordml" xmlns:w16cei="http://schemas.microsoft.com/office/word/2026/wordml/cei" xmlns:w16cex="http://schemas.microsoft.com/office/word/2018/wordml/cex" xmlns:w16cid="http://schemas.microsoft.com/office/word/2016/wordml/cid" xmlns:w16="http://schemas.microsoft.com/office/word/2018/wordml" xmlns:w16du="http://schemas.microsoft.com/office/word/2023/wordml/word16du" xmlns:w16sdtdh="http://schemas.microsoft.com/office/word/2020/wordml/sdtdatahash" xmlns:w16sdtfl="http://schemas.microsoft.com/office/word/2024/wordml/sdtformatlock" xmlns:w16se="http://schemas.microsoft.com/office/word/2015/wordml/symex" xmlns:wpg="http://schemas.microsoft.com/office/word/2010/wordprocessingGroup" xmlns:wpi="http://schemas.microsoft.com/office/word/2010/wordprocessingInk" xmlns:wne="http://schemas.microsoft.com/office/word/2006/wordml" xmlns:wps="http://schemas.microsoft.com/office/word/2010/wordprocessingShape" mc:Ignorable="w14 w15 w16se w16cid w16 w16cex w16sdtdh w16sdtfl w16du wp14">
+<w:hdr xmlns:wpc="http://schemas.microsoft.com/office/word/2010/wordprocessingCanvas" xmlns:cx="http://schemas.microsoft.com/office/drawing/2014/chartex" xmlns:cx1="http://schemas.microsoft.com/office/drawing/2015/9/8/chartex" xmlns:cx2="http://schemas.microsoft.com/office/drawing/2015/10/21/chartex" xmlns:cx3="http://schemas.microsoft.com/office/drawing/2016/5/9/chartex" xmlns:cx4="http://schemas.microsoft.com/office/drawing/2016/5/10/chartex" xmlns:cx5="http://schemas.microsoft.com/office/drawing/2016/5/11/chartex" xmlns:cx6="http://schemas.microsoft.com/office/drawing/2016/5/12/chartex" xmlns:cx7="http://schemas.microsoft.com/office/drawing/2016/5/13/chartex" xmlns:cx8="http://schemas.microsoft.com/office/drawing/2016/5/14/chartex" xmlns:mc="http://schemas.openxmlformats.org/markup-compatibility/2006" xmlns:aink="http://schemas.microsoft.com/office/drawing/2016/ink" xmlns:am3d="http://schemas.microsoft.com/office/drawing/2017/model3d" xmlns:o="urn:schemas-microsoft-com:office:office" xmlns:oel="http://schemas.microsoft.com/office/2019/extlst" xmlns:r="http://schemas.openxmlformats.org/officeDocument/2006/relationships" xmlns:m="http://schemas.openxmlformats.org/officeDocument/2006/math" xmlns:v="urn:schemas-microsoft-com:vml" xmlns:wp14="http://schemas.microsoft.com/office/word/2010/wordprocessingDrawing" xmlns:wp="http://schemas.openxmlformats.org/drawingml/2006/wordprocessingDrawing" xmlns:w10="urn:schemas-microsoft-com:office:word" xmlns:w="http://schemas.openxmlformats.org/wordprocessingml/2006/main" xmlns:w14="http://schemas.microsoft.com/office/word/2010/wordml" xmlns:w15="http://schemas.microsoft.com/office/word/2012/wordml" xmlns:w16cex="http://schemas.microsoft.com/office/word/2018/wordml/cex" xmlns:w16cid="http://schemas.microsoft.com/office/word/2016/wordml/cid" xmlns:w16="http://schemas.microsoft.com/office/word/2018/wordml" xmlns:w16du="http://schemas.microsoft.com/office/word/2023/wordml/word16du" xmlns:w16sdtdh="http://schemas.microsoft.com/office/word/2020/wordml/sdtdatahash" xmlns:w16sdtfl="http://schemas.microsoft.com/office/word/2024/wordml/sdtformatlock" xmlns:w16se="http://schemas.microsoft.com/office/word/2015/wordml/symex" xmlns:wpg="http://schemas.microsoft.com/office/word/2010/wordprocessingGroup" xmlns:wpi="http://schemas.microsoft.com/office/word/2010/wordprocessingInk" xmlns:wne="http://schemas.microsoft.com/office/word/2006/wordml" xmlns:wps="http://schemas.microsoft.com/office/word/2010/wordprocessingShape" mc:Ignorable="w14 w15 w16se w16cid w16 w16cex w16sdtdh w16sdtfl w16du wp14">
   <w:p>
     <w:pPr>
       <w:pStyle w:val="Header"/>
@@ -845,7 +1371,7 @@
 </file>
 
 <file path=word/header2.xml><?xml version="1.0" encoding="utf-8"?>
-<w:hdr xmlns:wpc="http://schemas.microsoft.com/office/word/2010/wordprocessingCanvas" xmlns:cx="http://schemas.microsoft.com/office/drawing/2014/chartex" xmlns:cx1="http://schemas.microsoft.com/office/drawing/2015/9/8/chartex" xmlns:cx2="http://schemas.microsoft.com/office/drawing/2015/10/21/chartex" xmlns:cx3="http://schemas.microsoft.com/office/drawing/2016/5/9/chartex" xmlns:cx4="http://schemas.microsoft.com/office/drawing/2016/5/10/chartex" xmlns:cx5="http://schemas.microsoft.com/office/drawing/2016/5/11/chartex" xmlns:cx6="http://schemas.microsoft.com/office/drawing/2016/5/12/chartex" xmlns:cx7="http://schemas.microsoft.com/office/drawing/2016/5/13/chartex" xmlns:cx8="http://schemas.microsoft.com/office/drawing/2016/5/14/chartex" xmlns:mc="http://schemas.openxmlformats.org/markup-compatibility/2006" xmlns:aink="http://schemas.microsoft.com/office/drawing/2016/ink" xmlns:am3d="http://schemas.microsoft.com/office/drawing/2017/model3d" xmlns:o="urn:schemas-microsoft-com:office:office" xmlns:oel="http://schemas.microsoft.com/office/2019/extlst" xmlns:r="http://schemas.openxmlformats.org/officeDocument/2006/relationships" xmlns:m="http://schemas.openxmlformats.org/officeDocument/2006/math" xmlns:v="urn:schemas-microsoft-com:vml" xmlns:wp14="http://schemas.microsoft.com/office/word/2010/wordprocessingDrawing" xmlns:wp="http://schemas.openxmlformats.org/drawingml/2006/wordprocessingDrawing" xmlns:w10="urn:schemas-microsoft-com:office:word" xmlns:w="http://schemas.openxmlformats.org/wordprocessingml/2006/main" xmlns:w14="http://schemas.microsoft.com/office/word/2010/wordml" xmlns:w15="http://schemas.microsoft.com/office/word/2012/wordml" xmlns:w16cei="http://schemas.microsoft.com/office/word/2026/wordml/cei" xmlns:w16cex="http://schemas.microsoft.com/office/word/2018/wordml/cex" xmlns:w16cid="http://schemas.microsoft.com/office/word/2016/wordml/cid" xmlns:w16="http://schemas.microsoft.com/office/word/2018/wordml" xmlns:w16du="http://schemas.microsoft.com/office/word/2023/wordml/word16du" xmlns:w16sdtdh="http://schemas.microsoft.com/office/word/2020/wordml/sdtdatahash" xmlns:w16sdtfl="http://schemas.microsoft.com/office/word/2024/wordml/sdtformatlock" xmlns:w16se="http://schemas.microsoft.com/office/word/2015/wordml/symex" xmlns:wpg="http://schemas.microsoft.com/office/word/2010/wordprocessingGroup" xmlns:wpi="http://schemas.microsoft.com/office/word/2010/wordprocessingInk" xmlns:wne="http://schemas.microsoft.com/office/word/2006/wordml" xmlns:wps="http://schemas.microsoft.com/office/word/2010/wordprocessingShape" mc:Ignorable="w14 w15 w16se w16cid w16 w16cex w16sdtdh w16sdtfl w16du wp14">
+<w:hdr xmlns:wpc="http://schemas.microsoft.com/office/word/2010/wordprocessingCanvas" xmlns:cx="http://schemas.microsoft.com/office/drawing/2014/chartex" xmlns:cx1="http://schemas.microsoft.com/office/drawing/2015/9/8/chartex" xmlns:cx2="http://schemas.microsoft.com/office/drawing/2015/10/21/chartex" xmlns:cx3="http://schemas.microsoft.com/office/drawing/2016/5/9/chartex" xmlns:cx4="http://schemas.microsoft.com/office/drawing/2016/5/10/chartex" xmlns:cx5="http://schemas.microsoft.com/office/drawing/2016/5/11/chartex" xmlns:cx6="http://schemas.microsoft.com/office/drawing/2016/5/12/chartex" xmlns:cx7="http://schemas.microsoft.com/office/drawing/2016/5/13/chartex" xmlns:cx8="http://schemas.microsoft.com/office/drawing/2016/5/14/chartex" xmlns:mc="http://schemas.openxmlformats.org/markup-compatibility/2006" xmlns:aink="http://schemas.microsoft.com/office/drawing/2016/ink" xmlns:am3d="http://schemas.microsoft.com/office/drawing/2017/model3d" xmlns:o="urn:schemas-microsoft-com:office:office" xmlns:oel="http://schemas.microsoft.com/office/2019/extlst" xmlns:r="http://schemas.openxmlformats.org/officeDocument/2006/relationships" xmlns:m="http://schemas.openxmlformats.org/officeDocument/2006/math" xmlns:v="urn:schemas-microsoft-com:vml" xmlns:wp14="http://schemas.microsoft.com/office/word/2010/wordprocessingDrawing" xmlns:wp="http://schemas.openxmlformats.org/drawingml/2006/wordprocessingDrawing" xmlns:w10="urn:schemas-microsoft-com:office:word" xmlns:w="http://schemas.openxmlformats.org/wordprocessingml/2006/main" xmlns:w14="http://schemas.microsoft.com/office/word/2010/wordml" xmlns:w15="http://schemas.microsoft.com/office/word/2012/wordml" xmlns:w16cex="http://schemas.microsoft.com/office/word/2018/wordml/cex" xmlns:w16cid="http://schemas.microsoft.com/office/word/2016/wordml/cid" xmlns:w16="http://schemas.microsoft.com/office/word/2018/wordml" xmlns:w16du="http://schemas.microsoft.com/office/word/2023/wordml/word16du" xmlns:w16sdtdh="http://schemas.microsoft.com/office/word/2020/wordml/sdtdatahash" xmlns:w16sdtfl="http://schemas.microsoft.com/office/word/2024/wordml/sdtformatlock" xmlns:w16se="http://schemas.microsoft.com/office/word/2015/wordml/symex" xmlns:wpg="http://schemas.microsoft.com/office/word/2010/wordprocessingGroup" xmlns:wpi="http://schemas.microsoft.com/office/word/2010/wordprocessingInk" xmlns:wne="http://schemas.microsoft.com/office/word/2006/wordml" xmlns:wps="http://schemas.microsoft.com/office/word/2010/wordprocessingShape" mc:Ignorable="w14 w15 w16se w16cid w16 w16cex w16sdtdh w16sdtfl w16du wp14">
   <w:p>
     <w:pPr>
       <w:pStyle w:val="Header"/>
@@ -865,7 +1391,7 @@
 </file>
 
 <file path=word/header3.xml><?xml version="1.0" encoding="utf-8"?>
-<w:hdr xmlns:wpc="http://schemas.microsoft.com/office/word/2010/wordprocessingCanvas" xmlns:cx="http://schemas.microsoft.com/office/drawing/2014/chartex" xmlns:cx1="http://schemas.microsoft.com/office/drawing/2015/9/8/chartex" xmlns:cx2="http://schemas.microsoft.com/office/drawing/2015/10/21/chartex" xmlns:cx3="http://schemas.microsoft.com/office/drawing/2016/5/9/chartex" xmlns:cx4="http://schemas.microsoft.com/office/drawing/2016/5/10/chartex" xmlns:cx5="http://schemas.microsoft.com/office/drawing/2016/5/11/chartex" xmlns:cx6="http://schemas.microsoft.com/office/drawing/2016/5/12/chartex" xmlns:cx7="http://schemas.microsoft.com/office/drawing/2016/5/13/chartex" xmlns:cx8="http://schemas.microsoft.com/office/drawing/2016/5/14/chartex" xmlns:mc="http://schemas.openxmlformats.org/markup-compatibility/2006" xmlns:aink="http://schemas.microsoft.com/office/drawing/2016/ink" xmlns:am3d="http://schemas.microsoft.com/office/drawing/2017/model3d" xmlns:o="urn:schemas-microsoft-com:office:office" xmlns:oel="http://schemas.microsoft.com/office/2019/extlst" xmlns:r="http://schemas.openxmlformats.org/officeDocument/2006/relationships" xmlns:m="http://schemas.openxmlformats.org/officeDocument/2006/math" xmlns:v="urn:schemas-microsoft-com:vml" xmlns:wp14="http://schemas.microsoft.com/office/word/2010/wordprocessingDrawing" xmlns:wp="http://schemas.openxmlformats.org/drawingml/2006/wordprocessingDrawing" xmlns:w10="urn:schemas-microsoft-com:office:word" xmlns:w="http://schemas.openxmlformats.org/wordprocessingml/2006/main" xmlns:w14="http://schemas.microsoft.com/office/word/2010/wordml" xmlns:w15="http://schemas.microsoft.com/office/word/2012/wordml" xmlns:w16cei="http://schemas.microsoft.com/office/word/2026/wordml/cei" xmlns:w16cex="http://schemas.microsoft.com/office/word/2018/wordml/cex" xmlns:w16cid="http://schemas.microsoft.com/office/word/2016/wordml/cid" xmlns:w16="http://schemas.microsoft.com/office/word/2018/wordml" xmlns:w16du="http://schemas.microsoft.com/office/word/2023/wordml/word16du" xmlns:w16sdtdh="http://schemas.microsoft.com/office/word/2020/wordml/sdtdatahash" xmlns:w16sdtfl="http://schemas.microsoft.com/office/word/2024/wordml/sdtformatlock" xmlns:w16se="http://schemas.microsoft.com/office/word/2015/wordml/symex" xmlns:wpg="http://schemas.microsoft.com/office/word/2010/wordprocessingGroup" xmlns:wpi="http://schemas.microsoft.com/office/word/2010/wordprocessingInk" xmlns:wne="http://schemas.microsoft.com/office/word/2006/wordml" xmlns:wps="http://schemas.microsoft.com/office/word/2010/wordprocessingShape" mc:Ignorable="w14 w15 w16se w16cid w16 w16cex w16sdtdh w16sdtfl w16du wp14">
+<w:hdr xmlns:wpc="http://schemas.microsoft.com/office/word/2010/wordprocessingCanvas" xmlns:cx="http://schemas.microsoft.com/office/drawing/2014/chartex" xmlns:cx1="http://schemas.microsoft.com/office/drawing/2015/9/8/chartex" xmlns:cx2="http://schemas.microsoft.com/office/drawing/2015/10/21/chartex" xmlns:cx3="http://schemas.microsoft.com/office/drawing/2016/5/9/chartex" xmlns:cx4="http://schemas.microsoft.com/office/drawing/2016/5/10/chartex" xmlns:cx5="http://schemas.microsoft.com/office/drawing/2016/5/11/chartex" xmlns:cx6="http://schemas.microsoft.com/office/drawing/2016/5/12/chartex" xmlns:cx7="http://schemas.microsoft.com/office/drawing/2016/5/13/chartex" xmlns:cx8="http://schemas.microsoft.com/office/drawing/2016/5/14/chartex" xmlns:mc="http://schemas.openxmlformats.org/markup-compatibility/2006" xmlns:aink="http://schemas.microsoft.com/office/drawing/2016/ink" xmlns:am3d="http://schemas.microsoft.com/office/drawing/2017/model3d" xmlns:o="urn:schemas-microsoft-com:office:office" xmlns:oel="http://schemas.microsoft.com/office/2019/extlst" xmlns:r="http://schemas.openxmlformats.org/officeDocument/2006/relationships" xmlns:m="http://schemas.openxmlformats.org/officeDocument/2006/math" xmlns:v="urn:schemas-microsoft-com:vml" xmlns:wp14="http://schemas.microsoft.com/office/word/2010/wordprocessingDrawing" xmlns:wp="http://schemas.openxmlformats.org/drawingml/2006/wordprocessingDrawing" xmlns:w10="urn:schemas-microsoft-com:office:word" xmlns:w="http://schemas.openxmlformats.org/wordprocessingml/2006/main" xmlns:w14="http://schemas.microsoft.com/office/word/2010/wordml" xmlns:w15="http://schemas.microsoft.com/office/word/2012/wordml" xmlns:w16cex="http://schemas.microsoft.com/office/word/2018/wordml/cex" xmlns:w16cid="http://schemas.microsoft.com/office/word/2016/wordml/cid" xmlns:w16="http://schemas.microsoft.com/office/word/2018/wordml" xmlns:w16du="http://schemas.microsoft.com/office/word/2023/wordml/word16du" xmlns:w16sdtdh="http://schemas.microsoft.com/office/word/2020/wordml/sdtdatahash" xmlns:w16sdtfl="http://schemas.microsoft.com/office/word/2024/wordml/sdtformatlock" xmlns:w16se="http://schemas.microsoft.com/office/word/2015/wordml/symex" xmlns:wpg="http://schemas.microsoft.com/office/word/2010/wordprocessingGroup" xmlns:wpi="http://schemas.microsoft.com/office/word/2010/wordprocessingInk" xmlns:wne="http://schemas.microsoft.com/office/word/2006/wordml" xmlns:wps="http://schemas.microsoft.com/office/word/2010/wordprocessingShape" mc:Ignorable="w14 w15 w16se w16cid w16 w16cex w16sdtdh w16sdtfl w16du wp14">
   <w:p>
     <w:pPr>
       <w:pStyle w:val="Header"/>
@@ -875,7 +1401,7 @@
 </file>
 
 <file path=word/numbering.xml><?xml version="1.0" encoding="utf-8"?>
-<w:numbering xmlns:wpc="http://schemas.microsoft.com/office/word/2010/wordprocessingCanvas" xmlns:cx="http://schemas.microsoft.com/office/drawing/2014/chartex" xmlns:cx1="http://schemas.microsoft.com/office/drawing/2015/9/8/chartex" xmlns:cx2="http://schemas.microsoft.com/office/drawing/2015/10/21/chartex" xmlns:cx3="http://schemas.microsoft.com/office/drawing/2016/5/9/chartex" xmlns:cx4="http://schemas.microsoft.com/office/drawing/2016/5/10/chartex" xmlns:cx5="http://schemas.microsoft.com/office/drawing/2016/5/11/chartex" xmlns:cx6="http://schemas.microsoft.com/office/drawing/2016/5/12/chartex" xmlns:cx7="http://schemas.microsoft.com/office/drawing/2016/5/13/chartex" xmlns:cx8="http://schemas.microsoft.com/office/drawing/2016/5/14/chartex" xmlns:mc="http://schemas.openxmlformats.org/markup-compatibility/2006" xmlns:aink="http://schemas.microsoft.com/office/drawing/2016/ink" xmlns:am3d="http://schemas.microsoft.com/office/drawing/2017/model3d" xmlns:o="urn:schemas-microsoft-com:office:office" xmlns:oel="http://schemas.microsoft.com/office/2019/extlst" xmlns:r="http://schemas.openxmlformats.org/officeDocument/2006/relationships" xmlns:m="http://schemas.openxmlformats.org/officeDocument/2006/math" xmlns:v="urn:schemas-microsoft-com:vml" xmlns:wp14="http://schemas.microsoft.com/office/word/2010/wordprocessingDrawing" xmlns:wp="http://schemas.openxmlformats.org/drawingml/2006/wordprocessingDrawing" xmlns:w10="urn:schemas-microsoft-com:office:word" xmlns:w="http://schemas.openxmlformats.org/wordprocessingml/2006/main" xmlns:w14="http://schemas.microsoft.com/office/word/2010/wordml" xmlns:w15="http://schemas.microsoft.com/office/word/2012/wordml" xmlns:w16cei="http://schemas.microsoft.com/office/word/2026/wordml/cei" xmlns:w16cex="http://schemas.microsoft.com/office/word/2018/wordml/cex" xmlns:w16cid="http://schemas.microsoft.com/office/word/2016/wordml/cid" xmlns:w16="http://schemas.microsoft.com/office/word/2018/wordml" xmlns:w16du="http://schemas.microsoft.com/office/word/2023/wordml/word16du" xmlns:w16sdtdh="http://schemas.microsoft.com/office/word/2020/wordml/sdtdatahash" xmlns:w16sdtfl="http://schemas.microsoft.com/office/word/2024/wordml/sdtformatlock" xmlns:w16se="http://schemas.microsoft.com/office/word/2015/wordml/symex" xmlns:wpg="http://schemas.microsoft.com/office/word/2010/wordprocessingGroup" xmlns:wpi="http://schemas.microsoft.com/office/word/2010/wordprocessingInk" xmlns:wne="http://schemas.microsoft.com/office/word/2006/wordml" xmlns:wps="http://schemas.microsoft.com/office/word/2010/wordprocessingShape" mc:Ignorable="w14 w15 w16se w16cid w16 w16cex w16sdtdh w16sdtfl w16du wp14">
+<w:numbering xmlns:wpc="http://schemas.microsoft.com/office/word/2010/wordprocessingCanvas" xmlns:cx="http://schemas.microsoft.com/office/drawing/2014/chartex" xmlns:cx1="http://schemas.microsoft.com/office/drawing/2015/9/8/chartex" xmlns:cx2="http://schemas.microsoft.com/office/drawing/2015/10/21/chartex" xmlns:cx3="http://schemas.microsoft.com/office/drawing/2016/5/9/chartex" xmlns:cx4="http://schemas.microsoft.com/office/drawing/2016/5/10/chartex" xmlns:cx5="http://schemas.microsoft.com/office/drawing/2016/5/11/chartex" xmlns:cx6="http://schemas.microsoft.com/office/drawing/2016/5/12/chartex" xmlns:cx7="http://schemas.microsoft.com/office/drawing/2016/5/13/chartex" xmlns:cx8="http://schemas.microsoft.com/office/drawing/2016/5/14/chartex" xmlns:mc="http://schemas.openxmlformats.org/markup-compatibility/2006" xmlns:aink="http://schemas.microsoft.com/office/drawing/2016/ink" xmlns:am3d="http://schemas.microsoft.com/office/drawing/2017/model3d" xmlns:o="urn:schemas-microsoft-com:office:office" xmlns:oel="http://schemas.microsoft.com/office/2019/extlst" xmlns:r="http://schemas.openxmlformats.org/officeDocument/2006/relationships" xmlns:m="http://schemas.openxmlformats.org/officeDocument/2006/math" xmlns:v="urn:schemas-microsoft-com:vml" xmlns:wp14="http://schemas.microsoft.com/office/word/2010/wordprocessingDrawing" xmlns:wp="http://schemas.openxmlformats.org/drawingml/2006/wordprocessingDrawing" xmlns:w10="urn:schemas-microsoft-com:office:word" xmlns:w="http://schemas.openxmlformats.org/wordprocessingml/2006/main" xmlns:w14="http://schemas.microsoft.com/office/word/2010/wordml" xmlns:w15="http://schemas.microsoft.com/office/word/2012/wordml" xmlns:w16cex="http://schemas.microsoft.com/office/word/2018/wordml/cex" xmlns:w16cid="http://schemas.microsoft.com/office/word/2016/wordml/cid" xmlns:w16="http://schemas.microsoft.com/office/word/2018/wordml" xmlns:w16du="http://schemas.microsoft.com/office/word/2023/wordml/word16du" xmlns:w16sdtdh="http://schemas.microsoft.com/office/word/2020/wordml/sdtdatahash" xmlns:w16sdtfl="http://schemas.microsoft.com/office/word/2024/wordml/sdtformatlock" xmlns:w16se="http://schemas.microsoft.com/office/word/2015/wordml/symex" xmlns:wpg="http://schemas.microsoft.com/office/word/2010/wordprocessingGroup" xmlns:wpi="http://schemas.microsoft.com/office/word/2010/wordprocessingInk" xmlns:wne="http://schemas.microsoft.com/office/word/2006/wordml" xmlns:wps="http://schemas.microsoft.com/office/word/2010/wordprocessingShape" mc:Ignorable="w14 w15 w16se w16cid w16 w16cex w16sdtdh w16sdtfl w16du wp14">
   <w:abstractNum w:abstractNumId="0" w15:restartNumberingAfterBreak="0">
     <w:nsid w:val="FFFFFF7C"/>
     <w:multiLevelType w:val="singleLevel"/>
@@ -1047,6 +1573,118 @@
       </w:rPr>
     </w:lvl>
   </w:abstractNum>
+  <w:abstractNum w:abstractNumId="9" w15:restartNumberingAfterBreak="0">
+    <w:nsid w:val="2C143B4F"/>
+    <w:multiLevelType w:val="hybridMultilevel"/>
+    <w:tmpl w:val="E2FA36DA"/>
+    <w:lvl w:ilvl="0" w:tplc="A77E1DC8">
+      <w:numFmt w:val="bullet"/>
+      <w:lvlText w:val="-"/>
+      <w:lvlJc w:val="left"/>
+      <w:pPr>
+        <w:ind w:left="720" w:hanging="360"/>
+      </w:pPr>
+      <w:rPr>
+        <w:rFonts w:ascii="Cambria" w:eastAsiaTheme="minorEastAsia" w:hAnsi="Cambria" w:cstheme="minorBidi" w:hint="default"/>
+      </w:rPr>
+    </w:lvl>
+    <w:lvl w:ilvl="1" w:tplc="04090003">
+      <w:start w:val="1"/>
+      <w:numFmt w:val="bullet"/>
+      <w:lvlText w:val="o"/>
+      <w:lvlJc w:val="left"/>
+      <w:pPr>
+        <w:ind w:left="1440" w:hanging="360"/>
+      </w:pPr>
+      <w:rPr>
+        <w:rFonts w:ascii="Courier New" w:hAnsi="Courier New" w:cs="Courier New" w:hint="default"/>
+      </w:rPr>
+    </w:lvl>
+    <w:lvl w:ilvl="2" w:tplc="04090005" w:tentative="1">
+      <w:start w:val="1"/>
+      <w:numFmt w:val="bullet"/>
+      <w:lvlText w:val=""/>
+      <w:lvlJc w:val="left"/>
+      <w:pPr>
+        <w:ind w:left="2160" w:hanging="360"/>
+      </w:pPr>
+      <w:rPr>
+        <w:rFonts w:ascii="Wingdings" w:hAnsi="Wingdings" w:hint="default"/>
+      </w:rPr>
+    </w:lvl>
+    <w:lvl w:ilvl="3" w:tplc="04090001" w:tentative="1">
+      <w:start w:val="1"/>
+      <w:numFmt w:val="bullet"/>
+      <w:lvlText w:val=""/>
+      <w:lvlJc w:val="left"/>
+      <w:pPr>
+        <w:ind w:left="2880" w:hanging="360"/>
+      </w:pPr>
+      <w:rPr>
+        <w:rFonts w:ascii="Symbol" w:hAnsi="Symbol" w:hint="default"/>
+      </w:rPr>
+    </w:lvl>
+    <w:lvl w:ilvl="4" w:tplc="04090003" w:tentative="1">
+      <w:start w:val="1"/>
+      <w:numFmt w:val="bullet"/>
+      <w:lvlText w:val="o"/>
+      <w:lvlJc w:val="left"/>
+      <w:pPr>
+        <w:ind w:left="3600" w:hanging="360"/>
+      </w:pPr>
+      <w:rPr>
+        <w:rFonts w:ascii="Courier New" w:hAnsi="Courier New" w:cs="Courier New" w:hint="default"/>
+      </w:rPr>
+    </w:lvl>
+    <w:lvl w:ilvl="5" w:tplc="04090005" w:tentative="1">
+      <w:start w:val="1"/>
+      <w:numFmt w:val="bullet"/>
+      <w:lvlText w:val=""/>
+      <w:lvlJc w:val="left"/>
+      <w:pPr>
+        <w:ind w:left="4320" w:hanging="360"/>
+      </w:pPr>
+      <w:rPr>
+        <w:rFonts w:ascii="Wingdings" w:hAnsi="Wingdings" w:hint="default"/>
+      </w:rPr>
+    </w:lvl>
+    <w:lvl w:ilvl="6" w:tplc="04090001" w:tentative="1">
+      <w:start w:val="1"/>
+      <w:numFmt w:val="bullet"/>
+      <w:lvlText w:val=""/>
+      <w:lvlJc w:val="left"/>
+      <w:pPr>
+        <w:ind w:left="5040" w:hanging="360"/>
+      </w:pPr>
+      <w:rPr>
+        <w:rFonts w:ascii="Symbol" w:hAnsi="Symbol" w:hint="default"/>
+      </w:rPr>
+    </w:lvl>
+    <w:lvl w:ilvl="7" w:tplc="04090003" w:tentative="1">
+      <w:start w:val="1"/>
+      <w:numFmt w:val="bullet"/>
+      <w:lvlText w:val="o"/>
+      <w:lvlJc w:val="left"/>
+      <w:pPr>
+        <w:ind w:left="5760" w:hanging="360"/>
+      </w:pPr>
+      <w:rPr>
+        <w:rFonts w:ascii="Courier New" w:hAnsi="Courier New" w:cs="Courier New" w:hint="default"/>
+      </w:rPr>
+    </w:lvl>
+    <w:lvl w:ilvl="8" w:tplc="04090005" w:tentative="1">
+      <w:start w:val="1"/>
+      <w:numFmt w:val="bullet"/>
+      <w:lvlText w:val=""/>
+      <w:lvlJc w:val="left"/>
+      <w:pPr>
+        <w:ind w:left="6480" w:hanging="360"/>
+      </w:pPr>
+      <w:rPr>
+        <w:rFonts w:ascii="Wingdings" w:hAnsi="Wingdings" w:hint="default"/>
+      </w:rPr>
+    </w:lvl>
+  </w:abstractNum>
   <w:num w:numId="1" w16cid:durableId="444466210">
     <w:abstractNumId w:val="8"/>
   </w:num>
@@ -1073,6 +1711,21 @@
   </w:num>
   <w:num w:numId="9" w16cid:durableId="1835024978">
     <w:abstractNumId w:val="0"/>
+  </w:num>
+  <w:num w:numId="10" w16cid:durableId="286545747">
+    <w:abstractNumId w:val="9"/>
+  </w:num>
+  <w:num w:numId="11" w16cid:durableId="991325106">
+    <w:abstractNumId w:val="9"/>
+    <w:lvlOverride w:ilvl="0"/>
+    <w:lvlOverride w:ilvl="1"/>
+    <w:lvlOverride w:ilvl="2"/>
+    <w:lvlOverride w:ilvl="3"/>
+    <w:lvlOverride w:ilvl="4"/>
+    <w:lvlOverride w:ilvl="5"/>
+    <w:lvlOverride w:ilvl="6"/>
+    <w:lvlOverride w:ilvl="7"/>
+    <w:lvlOverride w:ilvl="8"/>
   </w:num>
 </w:numbering>
 </file>
@@ -1680,7 +2333,6 @@
   <w:style w:type="character" w:default="1" w:styleId="DefaultParagraphFont">
     <w:name w:val="Default Paragraph Font"/>
     <w:uiPriority w:val="1"/>
-    <w:semiHidden/>
     <w:unhideWhenUsed/>
   </w:style>
   <w:style w:type="table" w:default="1" w:styleId="TableNormal">
